--- a/paediatric_ncd_guidelines-Chapter1-TraumaandEmergency.docx
+++ b/paediatric_ncd_guidelines-Chapter1-TraumaandEmergency.docx
@@ -19,7 +19,6 @@
       <w:bookmarkEnd w:id="1"/>
       <w:bookmarkEnd w:id="2"/>
     </w:p>
-    <w:p/>
     <w:p>
       <w:pPr>
         <w:pStyle w:val="TOC2"/>
@@ -37,24 +36,15 @@
         </w:rPr>
       </w:pPr>
       <w:r>
-        <w:rPr>
-          <w:sz w:val="18"/>
-        </w:rPr>
         <w:fldChar w:fldCharType="begin"/>
       </w:r>
       <w:r>
-        <w:rPr>
-          <w:sz w:val="18"/>
-        </w:rPr>
         <w:instrText xml:space="preserve"> TOC \o "2-3" \h \z \u </w:instrText>
       </w:r>
       <w:r>
-        <w:rPr>
-          <w:sz w:val="18"/>
-        </w:rPr>
         <w:fldChar w:fldCharType="separate"/>
       </w:r>
-      <w:hyperlink w:anchor="_Toc220574308" w:history="1">
+      <w:hyperlink w:anchor="_Toc226031836" w:history="1">
         <w:r>
           <w:rPr>
             <w:rStyle w:val="Hyperlink"/>
@@ -81,7 +71,7 @@
             <w:noProof/>
             <w:webHidden/>
           </w:rPr>
-          <w:instrText xml:space="preserve"> PAGEREF _Toc220574308 \h </w:instrText>
+          <w:instrText xml:space="preserve"> PAGEREF _Toc226031836 \h </w:instrText>
         </w:r>
         <w:r>
           <w:rPr>
@@ -128,7 +118,7 @@
           <w14:ligatures w14:val="standardContextual"/>
         </w:rPr>
       </w:pPr>
-      <w:hyperlink w:anchor="_Toc220574309" w:history="1">
+      <w:hyperlink w:anchor="_Toc226031837" w:history="1">
         <w:r>
           <w:rPr>
             <w:rStyle w:val="Hyperlink"/>
@@ -155,7 +145,7 @@
             <w:noProof/>
             <w:webHidden/>
           </w:rPr>
-          <w:instrText xml:space="preserve"> PAGEREF _Toc220574309 \h </w:instrText>
+          <w:instrText xml:space="preserve"> PAGEREF _Toc226031837 \h </w:instrText>
         </w:r>
         <w:r>
           <w:rPr>
@@ -202,7 +192,7 @@
           <w14:ligatures w14:val="standardContextual"/>
         </w:rPr>
       </w:pPr>
-      <w:hyperlink w:anchor="_Toc220574310" w:history="1">
+      <w:hyperlink w:anchor="_Toc226031838" w:history="1">
         <w:r>
           <w:rPr>
             <w:rStyle w:val="Hyperlink"/>
@@ -274,7 +264,7 @@
             <w:noProof/>
             <w:webHidden/>
           </w:rPr>
-          <w:instrText xml:space="preserve"> PAGEREF _Toc220574310 \h </w:instrText>
+          <w:instrText xml:space="preserve"> PAGEREF _Toc226031838 \h </w:instrText>
         </w:r>
         <w:r>
           <w:rPr>
@@ -321,7 +311,7 @@
           <w14:ligatures w14:val="standardContextual"/>
         </w:rPr>
       </w:pPr>
-      <w:hyperlink w:anchor="_Toc220574311" w:history="1">
+      <w:hyperlink w:anchor="_Toc226031839" w:history="1">
         <w:r>
           <w:rPr>
             <w:rStyle w:val="Hyperlink"/>
@@ -423,7 +413,7 @@
             <w:noProof/>
             <w:webHidden/>
           </w:rPr>
-          <w:instrText xml:space="preserve"> PAGEREF _Toc220574311 \h </w:instrText>
+          <w:instrText xml:space="preserve"> PAGEREF _Toc226031839 \h </w:instrText>
         </w:r>
         <w:r>
           <w:rPr>
@@ -470,7 +460,7 @@
           <w14:ligatures w14:val="standardContextual"/>
         </w:rPr>
       </w:pPr>
-      <w:hyperlink w:anchor="_Toc220574312" w:history="1">
+      <w:hyperlink w:anchor="_Toc226031840" w:history="1">
         <w:r>
           <w:rPr>
             <w:rStyle w:val="Hyperlink"/>
@@ -572,7 +562,7 @@
             <w:noProof/>
             <w:webHidden/>
           </w:rPr>
-          <w:instrText xml:space="preserve"> PAGEREF _Toc220574312 \h </w:instrText>
+          <w:instrText xml:space="preserve"> PAGEREF _Toc226031840 \h </w:instrText>
         </w:r>
         <w:r>
           <w:rPr>
@@ -619,7 +609,7 @@
           <w14:ligatures w14:val="standardContextual"/>
         </w:rPr>
       </w:pPr>
-      <w:hyperlink w:anchor="_Toc220574313" w:history="1">
+      <w:hyperlink w:anchor="_Toc226031841" w:history="1">
         <w:r>
           <w:rPr>
             <w:rStyle w:val="Hyperlink"/>
@@ -661,7 +651,7 @@
             <w:noProof/>
             <w:webHidden/>
           </w:rPr>
-          <w:instrText xml:space="preserve"> PAGEREF _Toc220574313 \h </w:instrText>
+          <w:instrText xml:space="preserve"> PAGEREF _Toc226031841 \h </w:instrText>
         </w:r>
         <w:r>
           <w:rPr>
@@ -708,7 +698,7 @@
           <w14:ligatures w14:val="standardContextual"/>
         </w:rPr>
       </w:pPr>
-      <w:hyperlink w:anchor="_Toc220574314" w:history="1">
+      <w:hyperlink w:anchor="_Toc226031842" w:history="1">
         <w:r>
           <w:rPr>
             <w:rStyle w:val="Hyperlink"/>
@@ -735,7 +725,7 @@
             <w:noProof/>
             <w:webHidden/>
           </w:rPr>
-          <w:instrText xml:space="preserve"> PAGEREF _Toc220574314 \h </w:instrText>
+          <w:instrText xml:space="preserve"> PAGEREF _Toc226031842 \h </w:instrText>
         </w:r>
         <w:r>
           <w:rPr>
@@ -782,7 +772,7 @@
           <w14:ligatures w14:val="standardContextual"/>
         </w:rPr>
       </w:pPr>
-      <w:hyperlink w:anchor="_Toc220574315" w:history="1">
+      <w:hyperlink w:anchor="_Toc226031843" w:history="1">
         <w:r>
           <w:rPr>
             <w:rStyle w:val="Hyperlink"/>
@@ -809,7 +799,7 @@
             <w:noProof/>
             <w:webHidden/>
           </w:rPr>
-          <w:instrText xml:space="preserve"> PAGEREF _Toc220574315 \h </w:instrText>
+          <w:instrText xml:space="preserve"> PAGEREF _Toc226031843 \h </w:instrText>
         </w:r>
         <w:r>
           <w:rPr>
@@ -856,7 +846,7 @@
           <w14:ligatures w14:val="standardContextual"/>
         </w:rPr>
       </w:pPr>
-      <w:hyperlink w:anchor="_Toc220574316" w:history="1">
+      <w:hyperlink w:anchor="_Toc226031844" w:history="1">
         <w:r>
           <w:rPr>
             <w:rStyle w:val="Hyperlink"/>
@@ -898,7 +888,7 @@
             <w:noProof/>
             <w:webHidden/>
           </w:rPr>
-          <w:instrText xml:space="preserve"> PAGEREF _Toc220574316 \h </w:instrText>
+          <w:instrText xml:space="preserve"> PAGEREF _Toc226031844 \h </w:instrText>
         </w:r>
         <w:r>
           <w:rPr>
@@ -945,7 +935,7 @@
           <w14:ligatures w14:val="standardContextual"/>
         </w:rPr>
       </w:pPr>
-      <w:hyperlink w:anchor="_Toc220574317" w:history="1">
+      <w:hyperlink w:anchor="_Toc226031845" w:history="1">
         <w:r>
           <w:rPr>
             <w:rStyle w:val="Hyperlink"/>
@@ -972,7 +962,7 @@
             <w:noProof/>
             <w:webHidden/>
           </w:rPr>
-          <w:instrText xml:space="preserve"> PAGEREF _Toc220574317 \h </w:instrText>
+          <w:instrText xml:space="preserve"> PAGEREF _Toc226031845 \h </w:instrText>
         </w:r>
         <w:r>
           <w:rPr>
@@ -1019,7 +1009,7 @@
           <w14:ligatures w14:val="standardContextual"/>
         </w:rPr>
       </w:pPr>
-      <w:hyperlink w:anchor="_Toc220574318" w:history="1">
+      <w:hyperlink w:anchor="_Toc226031846" w:history="1">
         <w:r>
           <w:rPr>
             <w:rStyle w:val="Hyperlink"/>
@@ -1046,7 +1036,7 @@
             <w:noProof/>
             <w:webHidden/>
           </w:rPr>
-          <w:instrText xml:space="preserve"> PAGEREF _Toc220574318 \h </w:instrText>
+          <w:instrText xml:space="preserve"> PAGEREF _Toc226031846 \h </w:instrText>
         </w:r>
         <w:r>
           <w:rPr>
@@ -1093,7 +1083,7 @@
           <w14:ligatures w14:val="standardContextual"/>
         </w:rPr>
       </w:pPr>
-      <w:hyperlink w:anchor="_Toc220574319" w:history="1">
+      <w:hyperlink w:anchor="_Toc226031847" w:history="1">
         <w:r>
           <w:rPr>
             <w:rStyle w:val="Hyperlink"/>
@@ -1150,7 +1140,7 @@
             <w:noProof/>
             <w:webHidden/>
           </w:rPr>
-          <w:instrText xml:space="preserve"> PAGEREF _Toc220574319 \h </w:instrText>
+          <w:instrText xml:space="preserve"> PAGEREF _Toc226031847 \h </w:instrText>
         </w:r>
         <w:r>
           <w:rPr>
@@ -1197,7 +1187,7 @@
           <w14:ligatures w14:val="standardContextual"/>
         </w:rPr>
       </w:pPr>
-      <w:hyperlink w:anchor="_Toc220574320" w:history="1">
+      <w:hyperlink w:anchor="_Toc226031848" w:history="1">
         <w:r>
           <w:rPr>
             <w:rStyle w:val="Hyperlink"/>
@@ -1224,7 +1214,7 @@
             <w:noProof/>
             <w:webHidden/>
           </w:rPr>
-          <w:instrText xml:space="preserve"> PAGEREF _Toc220574320 \h </w:instrText>
+          <w:instrText xml:space="preserve"> PAGEREF _Toc226031848 \h </w:instrText>
         </w:r>
         <w:r>
           <w:rPr>
@@ -1271,7 +1261,7 @@
           <w14:ligatures w14:val="standardContextual"/>
         </w:rPr>
       </w:pPr>
-      <w:hyperlink w:anchor="_Toc220574321" w:history="1">
+      <w:hyperlink w:anchor="_Toc226031849" w:history="1">
         <w:r>
           <w:rPr>
             <w:rStyle w:val="Hyperlink"/>
@@ -1343,7 +1333,7 @@
             <w:noProof/>
             <w:webHidden/>
           </w:rPr>
-          <w:instrText xml:space="preserve"> PAGEREF _Toc220574321 \h </w:instrText>
+          <w:instrText xml:space="preserve"> PAGEREF _Toc226031849 \h </w:instrText>
         </w:r>
         <w:r>
           <w:rPr>
@@ -1390,7 +1380,7 @@
           <w14:ligatures w14:val="standardContextual"/>
         </w:rPr>
       </w:pPr>
-      <w:hyperlink w:anchor="_Toc220574322" w:history="1">
+      <w:hyperlink w:anchor="_Toc226031850" w:history="1">
         <w:r>
           <w:rPr>
             <w:rStyle w:val="Hyperlink"/>
@@ -1432,7 +1422,7 @@
             <w:noProof/>
             <w:webHidden/>
           </w:rPr>
-          <w:instrText xml:space="preserve"> PAGEREF _Toc220574322 \h </w:instrText>
+          <w:instrText xml:space="preserve"> PAGEREF _Toc226031850 \h </w:instrText>
         </w:r>
         <w:r>
           <w:rPr>
@@ -1479,7 +1469,7 @@
           <w14:ligatures w14:val="standardContextual"/>
         </w:rPr>
       </w:pPr>
-      <w:hyperlink w:anchor="_Toc220574323" w:history="1">
+      <w:hyperlink w:anchor="_Toc226031851" w:history="1">
         <w:r>
           <w:rPr>
             <w:rStyle w:val="Hyperlink"/>
@@ -1506,7 +1496,7 @@
             <w:noProof/>
             <w:webHidden/>
           </w:rPr>
-          <w:instrText xml:space="preserve"> PAGEREF _Toc220574323 \h </w:instrText>
+          <w:instrText xml:space="preserve"> PAGEREF _Toc226031851 \h </w:instrText>
         </w:r>
         <w:r>
           <w:rPr>
@@ -1553,7 +1543,7 @@
           <w14:ligatures w14:val="standardContextual"/>
         </w:rPr>
       </w:pPr>
-      <w:hyperlink w:anchor="_Toc220574324" w:history="1">
+      <w:hyperlink w:anchor="_Toc226031852" w:history="1">
         <w:r>
           <w:rPr>
             <w:rStyle w:val="Hyperlink"/>
@@ -1603,7 +1593,7 @@
             <w:noProof/>
             <w:webHidden/>
           </w:rPr>
-          <w:instrText xml:space="preserve"> PAGEREF _Toc220574324 \h </w:instrText>
+          <w:instrText xml:space="preserve"> PAGEREF _Toc226031852 \h </w:instrText>
         </w:r>
         <w:r>
           <w:rPr>
@@ -1650,7 +1640,7 @@
           <w14:ligatures w14:val="standardContextual"/>
         </w:rPr>
       </w:pPr>
-      <w:hyperlink w:anchor="_Toc220574325" w:history="1">
+      <w:hyperlink w:anchor="_Toc226031853" w:history="1">
         <w:r>
           <w:rPr>
             <w:rStyle w:val="Hyperlink"/>
@@ -1677,7 +1667,7 @@
             <w:noProof/>
             <w:webHidden/>
           </w:rPr>
-          <w:instrText xml:space="preserve"> PAGEREF _Toc220574325 \h </w:instrText>
+          <w:instrText xml:space="preserve"> PAGEREF _Toc226031853 \h </w:instrText>
         </w:r>
         <w:r>
           <w:rPr>
@@ -1724,7 +1714,7 @@
           <w14:ligatures w14:val="standardContextual"/>
         </w:rPr>
       </w:pPr>
-      <w:hyperlink w:anchor="_Toc220574326" w:history="1">
+      <w:hyperlink w:anchor="_Toc226031854" w:history="1">
         <w:r>
           <w:rPr>
             <w:rStyle w:val="Hyperlink"/>
@@ -1751,7 +1741,7 @@
             <w:noProof/>
             <w:webHidden/>
           </w:rPr>
-          <w:instrText xml:space="preserve"> PAGEREF _Toc220574326 \h </w:instrText>
+          <w:instrText xml:space="preserve"> PAGEREF _Toc226031854 \h </w:instrText>
         </w:r>
         <w:r>
           <w:rPr>
@@ -1798,7 +1788,7 @@
           <w14:ligatures w14:val="standardContextual"/>
         </w:rPr>
       </w:pPr>
-      <w:hyperlink w:anchor="_Toc220574327" w:history="1">
+      <w:hyperlink w:anchor="_Toc226031855" w:history="1">
         <w:r>
           <w:rPr>
             <w:rStyle w:val="Hyperlink"/>
@@ -1825,7 +1815,7 @@
             <w:noProof/>
             <w:webHidden/>
           </w:rPr>
-          <w:instrText xml:space="preserve"> PAGEREF _Toc220574327 \h </w:instrText>
+          <w:instrText xml:space="preserve"> PAGEREF _Toc226031855 \h </w:instrText>
         </w:r>
         <w:r>
           <w:rPr>
@@ -1872,7 +1862,7 @@
           <w14:ligatures w14:val="standardContextual"/>
         </w:rPr>
       </w:pPr>
-      <w:hyperlink w:anchor="_Toc220574328" w:history="1">
+      <w:hyperlink w:anchor="_Toc226031856" w:history="1">
         <w:r>
           <w:rPr>
             <w:rStyle w:val="Hyperlink"/>
@@ -1899,7 +1889,7 @@
             <w:noProof/>
             <w:webHidden/>
           </w:rPr>
-          <w:instrText xml:space="preserve"> PAGEREF _Toc220574328 \h </w:instrText>
+          <w:instrText xml:space="preserve"> PAGEREF _Toc226031856 \h </w:instrText>
         </w:r>
         <w:r>
           <w:rPr>
@@ -1946,7 +1936,7 @@
           <w14:ligatures w14:val="standardContextual"/>
         </w:rPr>
       </w:pPr>
-      <w:hyperlink w:anchor="_Toc220574329" w:history="1">
+      <w:hyperlink w:anchor="_Toc226031857" w:history="1">
         <w:r>
           <w:rPr>
             <w:rStyle w:val="Hyperlink"/>
@@ -1988,7 +1978,7 @@
             <w:noProof/>
             <w:webHidden/>
           </w:rPr>
-          <w:instrText xml:space="preserve"> PAGEREF _Toc220574329 \h </w:instrText>
+          <w:instrText xml:space="preserve"> PAGEREF _Toc226031857 \h </w:instrText>
         </w:r>
         <w:r>
           <w:rPr>
@@ -2035,7 +2025,7 @@
           <w14:ligatures w14:val="standardContextual"/>
         </w:rPr>
       </w:pPr>
-      <w:hyperlink w:anchor="_Toc220574330" w:history="1">
+      <w:hyperlink w:anchor="_Toc226031858" w:history="1">
         <w:r>
           <w:rPr>
             <w:rStyle w:val="Hyperlink"/>
@@ -2062,7 +2052,7 @@
             <w:noProof/>
             <w:webHidden/>
           </w:rPr>
-          <w:instrText xml:space="preserve"> PAGEREF _Toc220574330 \h </w:instrText>
+          <w:instrText xml:space="preserve"> PAGEREF _Toc226031858 \h </w:instrText>
         </w:r>
         <w:r>
           <w:rPr>
@@ -2109,7 +2099,7 @@
           <w14:ligatures w14:val="standardContextual"/>
         </w:rPr>
       </w:pPr>
-      <w:hyperlink w:anchor="_Toc220574331" w:history="1">
+      <w:hyperlink w:anchor="_Toc226031859" w:history="1">
         <w:r>
           <w:rPr>
             <w:rStyle w:val="Hyperlink"/>
@@ -2152,7 +2142,7 @@
             <w:noProof/>
             <w:webHidden/>
           </w:rPr>
-          <w:instrText xml:space="preserve"> PAGEREF _Toc220574331 \h </w:instrText>
+          <w:instrText xml:space="preserve"> PAGEREF _Toc226031859 \h </w:instrText>
         </w:r>
         <w:r>
           <w:rPr>
@@ -2199,7 +2189,7 @@
           <w14:ligatures w14:val="standardContextual"/>
         </w:rPr>
       </w:pPr>
-      <w:hyperlink w:anchor="_Toc220574332" w:history="1">
+      <w:hyperlink w:anchor="_Toc226031860" w:history="1">
         <w:r>
           <w:rPr>
             <w:rStyle w:val="Hyperlink"/>
@@ -2226,7 +2216,7 @@
             <w:noProof/>
             <w:webHidden/>
           </w:rPr>
-          <w:instrText xml:space="preserve"> PAGEREF _Toc220574332 \h </w:instrText>
+          <w:instrText xml:space="preserve"> PAGEREF _Toc226031860 \h </w:instrText>
         </w:r>
         <w:r>
           <w:rPr>
@@ -2273,7 +2263,7 @@
           <w14:ligatures w14:val="standardContextual"/>
         </w:rPr>
       </w:pPr>
-      <w:hyperlink w:anchor="_Toc220574333" w:history="1">
+      <w:hyperlink w:anchor="_Toc226031861" w:history="1">
         <w:r>
           <w:rPr>
             <w:rStyle w:val="Hyperlink"/>
@@ -2300,7 +2290,7 @@
             <w:noProof/>
             <w:webHidden/>
           </w:rPr>
-          <w:instrText xml:space="preserve"> PAGEREF _Toc220574333 \h </w:instrText>
+          <w:instrText xml:space="preserve"> PAGEREF _Toc226031861 \h </w:instrText>
         </w:r>
         <w:r>
           <w:rPr>
@@ -2347,7 +2337,7 @@
           <w14:ligatures w14:val="standardContextual"/>
         </w:rPr>
       </w:pPr>
-      <w:hyperlink w:anchor="_Toc220574334" w:history="1">
+      <w:hyperlink w:anchor="_Toc226031862" w:history="1">
         <w:r>
           <w:rPr>
             <w:rStyle w:val="Hyperlink"/>
@@ -2374,7 +2364,7 @@
             <w:noProof/>
             <w:webHidden/>
           </w:rPr>
-          <w:instrText xml:space="preserve"> PAGEREF _Toc220574334 \h </w:instrText>
+          <w:instrText xml:space="preserve"> PAGEREF _Toc226031862 \h </w:instrText>
         </w:r>
         <w:r>
           <w:rPr>
@@ -2421,7 +2411,7 @@
           <w14:ligatures w14:val="standardContextual"/>
         </w:rPr>
       </w:pPr>
-      <w:hyperlink w:anchor="_Toc220574335" w:history="1">
+      <w:hyperlink w:anchor="_Toc226031863" w:history="1">
         <w:r>
           <w:rPr>
             <w:rStyle w:val="Hyperlink"/>
@@ -2448,7 +2438,7 @@
             <w:noProof/>
             <w:webHidden/>
           </w:rPr>
-          <w:instrText xml:space="preserve"> PAGEREF _Toc220574335 \h </w:instrText>
+          <w:instrText xml:space="preserve"> PAGEREF _Toc226031863 \h </w:instrText>
         </w:r>
         <w:r>
           <w:rPr>
@@ -2495,7 +2485,7 @@
           <w14:ligatures w14:val="standardContextual"/>
         </w:rPr>
       </w:pPr>
-      <w:hyperlink w:anchor="_Toc220574336" w:history="1">
+      <w:hyperlink w:anchor="_Toc226031864" w:history="1">
         <w:r>
           <w:rPr>
             <w:rStyle w:val="Hyperlink"/>
@@ -2538,7 +2528,7 @@
             <w:noProof/>
             <w:webHidden/>
           </w:rPr>
-          <w:instrText xml:space="preserve"> PAGEREF _Toc220574336 \h </w:instrText>
+          <w:instrText xml:space="preserve"> PAGEREF _Toc226031864 \h </w:instrText>
         </w:r>
         <w:r>
           <w:rPr>
@@ -2585,7 +2575,7 @@
           <w14:ligatures w14:val="standardContextual"/>
         </w:rPr>
       </w:pPr>
-      <w:hyperlink w:anchor="_Toc220574337" w:history="1">
+      <w:hyperlink w:anchor="_Toc226031865" w:history="1">
         <w:r>
           <w:rPr>
             <w:rStyle w:val="Hyperlink"/>
@@ -2627,7 +2617,7 @@
             <w:noProof/>
             <w:webHidden/>
           </w:rPr>
-          <w:instrText xml:space="preserve"> PAGEREF _Toc220574337 \h </w:instrText>
+          <w:instrText xml:space="preserve"> PAGEREF _Toc226031865 \h </w:instrText>
         </w:r>
         <w:r>
           <w:rPr>
@@ -2674,7 +2664,7 @@
           <w14:ligatures w14:val="standardContextual"/>
         </w:rPr>
       </w:pPr>
-      <w:hyperlink w:anchor="_Toc220574338" w:history="1">
+      <w:hyperlink w:anchor="_Toc226031866" w:history="1">
         <w:r>
           <w:rPr>
             <w:rStyle w:val="Hyperlink"/>
@@ -2701,7 +2691,7 @@
             <w:noProof/>
             <w:webHidden/>
           </w:rPr>
-          <w:instrText xml:space="preserve"> PAGEREF _Toc220574338 \h </w:instrText>
+          <w:instrText xml:space="preserve"> PAGEREF _Toc226031866 \h </w:instrText>
         </w:r>
         <w:r>
           <w:rPr>
@@ -2748,7 +2738,7 @@
           <w14:ligatures w14:val="standardContextual"/>
         </w:rPr>
       </w:pPr>
-      <w:hyperlink w:anchor="_Toc220574339" w:history="1">
+      <w:hyperlink w:anchor="_Toc226031867" w:history="1">
         <w:r>
           <w:rPr>
             <w:rStyle w:val="Hyperlink"/>
@@ -2790,7 +2780,7 @@
             <w:noProof/>
             <w:webHidden/>
           </w:rPr>
-          <w:instrText xml:space="preserve"> PAGEREF _Toc220574339 \h </w:instrText>
+          <w:instrText xml:space="preserve"> PAGEREF _Toc226031867 \h </w:instrText>
         </w:r>
         <w:r>
           <w:rPr>
@@ -2837,7 +2827,7 @@
           <w14:ligatures w14:val="standardContextual"/>
         </w:rPr>
       </w:pPr>
-      <w:hyperlink w:anchor="_Toc220574340" w:history="1">
+      <w:hyperlink w:anchor="_Toc226031868" w:history="1">
         <w:r>
           <w:rPr>
             <w:rStyle w:val="Hyperlink"/>
@@ -2864,7 +2854,7 @@
             <w:noProof/>
             <w:webHidden/>
           </w:rPr>
-          <w:instrText xml:space="preserve"> PAGEREF _Toc220574340 \h </w:instrText>
+          <w:instrText xml:space="preserve"> PAGEREF _Toc226031868 \h </w:instrText>
         </w:r>
         <w:r>
           <w:rPr>
@@ -2911,7 +2901,7 @@
           <w14:ligatures w14:val="standardContextual"/>
         </w:rPr>
       </w:pPr>
-      <w:hyperlink w:anchor="_Toc220574341" w:history="1">
+      <w:hyperlink w:anchor="_Toc226031869" w:history="1">
         <w:r>
           <w:rPr>
             <w:rStyle w:val="Hyperlink"/>
@@ -2938,7 +2928,7 @@
             <w:noProof/>
             <w:webHidden/>
           </w:rPr>
-          <w:instrText xml:space="preserve"> PAGEREF _Toc220574341 \h </w:instrText>
+          <w:instrText xml:space="preserve"> PAGEREF _Toc226031869 \h </w:instrText>
         </w:r>
         <w:r>
           <w:rPr>
@@ -2985,7 +2975,7 @@
           <w14:ligatures w14:val="standardContextual"/>
         </w:rPr>
       </w:pPr>
-      <w:hyperlink w:anchor="_Toc220574342" w:history="1">
+      <w:hyperlink w:anchor="_Toc226031870" w:history="1">
         <w:r>
           <w:rPr>
             <w:rStyle w:val="Hyperlink"/>
@@ -3027,7 +3017,7 @@
             <w:noProof/>
             <w:webHidden/>
           </w:rPr>
-          <w:instrText xml:space="preserve"> PAGEREF _Toc220574342 \h </w:instrText>
+          <w:instrText xml:space="preserve"> PAGEREF _Toc226031870 \h </w:instrText>
         </w:r>
         <w:r>
           <w:rPr>
@@ -3074,7 +3064,7 @@
           <w14:ligatures w14:val="standardContextual"/>
         </w:rPr>
       </w:pPr>
-      <w:hyperlink w:anchor="_Toc220574343" w:history="1">
+      <w:hyperlink w:anchor="_Toc226031871" w:history="1">
         <w:r>
           <w:rPr>
             <w:rStyle w:val="Hyperlink"/>
@@ -3101,7 +3091,7 @@
             <w:noProof/>
             <w:webHidden/>
           </w:rPr>
-          <w:instrText xml:space="preserve"> PAGEREF _Toc220574343 \h </w:instrText>
+          <w:instrText xml:space="preserve"> PAGEREF _Toc226031871 \h </w:instrText>
         </w:r>
         <w:r>
           <w:rPr>
@@ -3148,7 +3138,7 @@
           <w14:ligatures w14:val="standardContextual"/>
         </w:rPr>
       </w:pPr>
-      <w:hyperlink w:anchor="_Toc220574344" w:history="1">
+      <w:hyperlink w:anchor="_Toc226031872" w:history="1">
         <w:r>
           <w:rPr>
             <w:rStyle w:val="Hyperlink"/>
@@ -3175,7 +3165,7 @@
             <w:noProof/>
             <w:webHidden/>
           </w:rPr>
-          <w:instrText xml:space="preserve"> PAGEREF _Toc220574344 \h </w:instrText>
+          <w:instrText xml:space="preserve"> PAGEREF _Toc226031872 \h </w:instrText>
         </w:r>
         <w:r>
           <w:rPr>
@@ -3222,7 +3212,7 @@
           <w14:ligatures w14:val="standardContextual"/>
         </w:rPr>
       </w:pPr>
-      <w:hyperlink w:anchor="_Toc220574345" w:history="1">
+      <w:hyperlink w:anchor="_Toc226031873" w:history="1">
         <w:r>
           <w:rPr>
             <w:rStyle w:val="Hyperlink"/>
@@ -3249,7 +3239,7 @@
             <w:noProof/>
             <w:webHidden/>
           </w:rPr>
-          <w:instrText xml:space="preserve"> PAGEREF _Toc220574345 \h </w:instrText>
+          <w:instrText xml:space="preserve"> PAGEREF _Toc226031873 \h </w:instrText>
         </w:r>
         <w:r>
           <w:rPr>
@@ -3296,7 +3286,7 @@
           <w14:ligatures w14:val="standardContextual"/>
         </w:rPr>
       </w:pPr>
-      <w:hyperlink w:anchor="_Toc220574346" w:history="1">
+      <w:hyperlink w:anchor="_Toc226031874" w:history="1">
         <w:r>
           <w:rPr>
             <w:rStyle w:val="Hyperlink"/>
@@ -3353,7 +3343,7 @@
             <w:noProof/>
             <w:webHidden/>
           </w:rPr>
-          <w:instrText xml:space="preserve"> PAGEREF _Toc220574346 \h </w:instrText>
+          <w:instrText xml:space="preserve"> PAGEREF _Toc226031874 \h </w:instrText>
         </w:r>
         <w:r>
           <w:rPr>
@@ -3400,7 +3390,7 @@
           <w14:ligatures w14:val="standardContextual"/>
         </w:rPr>
       </w:pPr>
-      <w:hyperlink w:anchor="_Toc220574347" w:history="1">
+      <w:hyperlink w:anchor="_Toc226031875" w:history="1">
         <w:r>
           <w:rPr>
             <w:rStyle w:val="Hyperlink"/>
@@ -3442,7 +3432,7 @@
             <w:noProof/>
             <w:webHidden/>
           </w:rPr>
-          <w:instrText xml:space="preserve"> PAGEREF _Toc220574347 \h </w:instrText>
+          <w:instrText xml:space="preserve"> PAGEREF _Toc226031875 \h </w:instrText>
         </w:r>
         <w:r>
           <w:rPr>
@@ -3489,7 +3479,7 @@
           <w14:ligatures w14:val="standardContextual"/>
         </w:rPr>
       </w:pPr>
-      <w:hyperlink w:anchor="_Toc220574348" w:history="1">
+      <w:hyperlink w:anchor="_Toc226031876" w:history="1">
         <w:r>
           <w:rPr>
             <w:rStyle w:val="Hyperlink"/>
@@ -3516,7 +3506,7 @@
             <w:noProof/>
             <w:webHidden/>
           </w:rPr>
-          <w:instrText xml:space="preserve"> PAGEREF _Toc220574348 \h </w:instrText>
+          <w:instrText xml:space="preserve"> PAGEREF _Toc226031876 \h </w:instrText>
         </w:r>
         <w:r>
           <w:rPr>
@@ -3563,7 +3553,7 @@
           <w14:ligatures w14:val="standardContextual"/>
         </w:rPr>
       </w:pPr>
-      <w:hyperlink w:anchor="_Toc220574349" w:history="1">
+      <w:hyperlink w:anchor="_Toc226031877" w:history="1">
         <w:r>
           <w:rPr>
             <w:rStyle w:val="Hyperlink"/>
@@ -3590,7 +3580,7 @@
             <w:noProof/>
             <w:webHidden/>
           </w:rPr>
-          <w:instrText xml:space="preserve"> PAGEREF _Toc220574349 \h </w:instrText>
+          <w:instrText xml:space="preserve"> PAGEREF _Toc226031877 \h </w:instrText>
         </w:r>
         <w:r>
           <w:rPr>
@@ -3637,7 +3627,7 @@
           <w14:ligatures w14:val="standardContextual"/>
         </w:rPr>
       </w:pPr>
-      <w:hyperlink w:anchor="_Toc220574350" w:history="1">
+      <w:hyperlink w:anchor="_Toc226031878" w:history="1">
         <w:r>
           <w:rPr>
             <w:rStyle w:val="Hyperlink"/>
@@ -3664,7 +3654,7 @@
             <w:noProof/>
             <w:webHidden/>
           </w:rPr>
-          <w:instrText xml:space="preserve"> PAGEREF _Toc220574350 \h </w:instrText>
+          <w:instrText xml:space="preserve"> PAGEREF _Toc226031878 \h </w:instrText>
         </w:r>
         <w:r>
           <w:rPr>
@@ -3711,7 +3701,7 @@
           <w14:ligatures w14:val="standardContextual"/>
         </w:rPr>
       </w:pPr>
-      <w:hyperlink w:anchor="_Toc220574351" w:history="1">
+      <w:hyperlink w:anchor="_Toc226031879" w:history="1">
         <w:r>
           <w:rPr>
             <w:rStyle w:val="Hyperlink"/>
@@ -3753,7 +3743,7 @@
             <w:noProof/>
             <w:webHidden/>
           </w:rPr>
-          <w:instrText xml:space="preserve"> PAGEREF _Toc220574351 \h </w:instrText>
+          <w:instrText xml:space="preserve"> PAGEREF _Toc226031879 \h </w:instrText>
         </w:r>
         <w:r>
           <w:rPr>
@@ -3800,7 +3790,7 @@
           <w14:ligatures w14:val="standardContextual"/>
         </w:rPr>
       </w:pPr>
-      <w:hyperlink w:anchor="_Toc220574352" w:history="1">
+      <w:hyperlink w:anchor="_Toc226031880" w:history="1">
         <w:r>
           <w:rPr>
             <w:rStyle w:val="Hyperlink"/>
@@ -3827,7 +3817,7 @@
             <w:noProof/>
             <w:webHidden/>
           </w:rPr>
-          <w:instrText xml:space="preserve"> PAGEREF _Toc220574352 \h </w:instrText>
+          <w:instrText xml:space="preserve"> PAGEREF _Toc226031880 \h </w:instrText>
         </w:r>
         <w:r>
           <w:rPr>
@@ -3859,17 +3849,16 @@
       </w:hyperlink>
     </w:p>
     <w:p>
+      <w:r>
+        <w:fldChar w:fldCharType="end"/>
+      </w:r>
+    </w:p>
+    <w:p>
       <w:pPr>
         <w:rPr>
           <w:sz w:val="18"/>
         </w:rPr>
       </w:pPr>
-      <w:r>
-        <w:rPr>
-          <w:sz w:val="18"/>
-        </w:rPr>
-        <w:fldChar w:fldCharType="end"/>
-      </w:r>
       <w:r>
         <w:rPr>
           <w:noProof/>
@@ -3878,7 +3867,7 @@
         <mc:AlternateContent>
           <mc:Choice Requires="wps">
             <w:drawing>
-              <wp:anchor distT="0" distB="0" distL="0" distR="0" simplePos="0" relativeHeight="251659264" behindDoc="0" locked="0" layoutInCell="0" allowOverlap="1" wp14:anchorId="26BE7DCF" wp14:editId="74ED39F3">
+              <wp:anchor distT="0" distB="0" distL="0" distR="0" simplePos="0" relativeHeight="251659264" behindDoc="0" locked="0" layoutInCell="0" allowOverlap="1" wp14:anchorId="777C410B" wp14:editId="74D849CA">
                 <wp:simplePos x="0" y="0"/>
                 <wp:positionH relativeFrom="page">
                   <wp:posOffset>457200</wp:posOffset>
@@ -3931,7 +3920,7 @@
           </mc:Choice>
           <mc:Fallback>
             <w:pict>
-              <v:rect w14:anchorId="08DE67D2" id="docshape24" o:spid="_x0000_s1026" style="position:absolute;margin-left:36pt;margin-top:12.5pt;width:510.4pt;height:3pt;z-index:251659264;visibility:visible;mso-wrap-style:square;mso-wrap-distance-left:0;mso-wrap-distance-top:0;mso-wrap-distance-right:0;mso-wrap-distance-bottom:0;mso-position-horizontal:absolute;mso-position-horizontal-relative:page;mso-position-vertical:absolute;mso-position-vertical-relative:text;v-text-anchor:top" o:gfxdata="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" o:allowincell="f" fillcolor="#40ad49" stroked="f" strokeweight="0">
+              <v:rect w14:anchorId="639F68C4" id="docshape24" o:spid="_x0000_s1026" style="position:absolute;margin-left:36pt;margin-top:12.5pt;width:510.4pt;height:3pt;z-index:251659264;visibility:visible;mso-wrap-style:square;mso-wrap-distance-left:0;mso-wrap-distance-top:0;mso-wrap-distance-right:0;mso-wrap-distance-bottom:0;mso-position-horizontal:absolute;mso-position-horizontal-relative:page;mso-position-vertical:absolute;mso-position-vertical-relative:text;v-text-anchor:top" o:gfxdata="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" o:allowincell="f" fillcolor="#40ad49" stroked="f" strokeweight="0">
                 <w10:wrap type="topAndBottom" anchorx="page"/>
               </v:rect>
             </w:pict>
@@ -3945,7 +3934,7 @@
       </w:pPr>
       <w:bookmarkStart w:id="3" w:name="_TOC_250150"/>
       <w:bookmarkStart w:id="4" w:name="_Toc219820581"/>
-      <w:bookmarkStart w:id="5" w:name="_Toc220574308"/>
+      <w:bookmarkStart w:id="5" w:name="_Toc226031836"/>
       <w:bookmarkEnd w:id="3"/>
       <w:r>
         <w:t>Trauma</w:t>
@@ -3959,7 +3948,7 @@
         <w:spacing w:line="240" w:lineRule="auto"/>
       </w:pPr>
       <w:bookmarkStart w:id="6" w:name="_TOC_250149"/>
-      <w:bookmarkStart w:id="7" w:name="_Toc220574309"/>
+      <w:bookmarkStart w:id="7" w:name="_Toc226031837"/>
       <w:bookmarkEnd w:id="6"/>
       <w:r>
         <w:t>Aetiology</w:t>
@@ -4439,7 +4428,7 @@
         <w:spacing w:line="240" w:lineRule="auto"/>
       </w:pPr>
       <w:bookmarkStart w:id="8" w:name="_TOC_250148"/>
-      <w:bookmarkStart w:id="9" w:name="_Toc220574310"/>
+      <w:bookmarkStart w:id="9" w:name="_Toc226031838"/>
       <w:r>
         <w:t>Important</w:t>
       </w:r>
@@ -4488,7 +4477,7 @@
         <mc:AlternateContent>
           <mc:Choice Requires="wps">
             <w:drawing>
-              <wp:anchor distT="0" distB="1270" distL="0" distR="11430" simplePos="0" relativeHeight="251660288" behindDoc="0" locked="0" layoutInCell="0" allowOverlap="1" wp14:anchorId="4BD5119E" wp14:editId="4811BB48">
+              <wp:anchor distT="0" distB="1270" distL="0" distR="11430" simplePos="0" relativeHeight="251660288" behindDoc="0" locked="0" layoutInCell="0" allowOverlap="1" wp14:anchorId="2893C1E5" wp14:editId="47823D3E">
                 <wp:simplePos x="0" y="0"/>
                 <wp:positionH relativeFrom="page">
                   <wp:posOffset>7115810</wp:posOffset>
@@ -4598,7 +4587,7 @@
           </mc:Choice>
           <mc:Fallback>
             <w:pict>
-              <v:rect w14:anchorId="4BD5119E" id="docshape25" o:spid="_x0000_s1026" style="position:absolute;left:0;text-align:left;margin-left:560.3pt;margin-top:14.2pt;width:17.1pt;height:138.85pt;z-index:251660288;visibility:visible;mso-wrap-style:square;mso-wrap-distance-left:0;mso-wrap-distance-top:0;mso-wrap-distance-right:.9pt;mso-wrap-distance-bottom:.1pt;mso-position-horizontal:absolute;mso-position-horizontal-relative:page;mso-position-vertical:absolute;mso-position-vertical-relative:text;v-text-anchor:top" o:gfxdata="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" o:allowincell="f" filled="f" stroked="f" strokeweight="0">
+              <v:rect w14:anchorId="2893C1E5" id="docshape25" o:spid="_x0000_s1026" style="position:absolute;left:0;text-align:left;margin-left:560.3pt;margin-top:14.2pt;width:17.1pt;height:138.85pt;z-index:251660288;visibility:visible;mso-wrap-style:square;mso-wrap-distance-left:0;mso-wrap-distance-top:0;mso-wrap-distance-right:.9pt;mso-wrap-distance-bottom:.1pt;mso-position-horizontal:absolute;mso-position-horizontal-relative:page;mso-position-vertical:absolute;mso-position-vertical-relative:text;v-text-anchor:top" o:gfxdata="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" o:allowincell="f" filled="f" stroked="f" strokeweight="0">
                 <v:textbox style="layout-flow:vertical;mso-layout-flow-alt:bottom-to-top" inset="0,0,0,0">
                   <w:txbxContent>
                     <w:p>
@@ -4981,15 +4970,7 @@
         <w:t xml:space="preserve"> </w:t>
       </w:r>
       <w:r>
-        <w:t xml:space="preserve">thrown, dragged by vehicle, ridden over by vehicle; or </w:t>
-      </w:r>
-      <w:proofErr w:type="gramStart"/>
-      <w:r>
-        <w:t>fall:</w:t>
-      </w:r>
-      <w:proofErr w:type="gramEnd"/>
-      <w:r>
-        <w:t xml:space="preserve"> height of fall, how landed, what landed on</w:t>
+        <w:t>thrown, dragged by vehicle, ridden over by vehicle; or fall: height of fall, how landed, what landed on</w:t>
       </w:r>
     </w:p>
     <w:p>
@@ -5139,6 +5120,7 @@
         <w:ind w:left="360"/>
       </w:pPr>
       <w:r>
+        <w:lastRenderedPageBreak/>
         <w:t>Events</w:t>
       </w:r>
       <w:r>
@@ -5172,7 +5154,6 @@
         <w:ind w:left="927"/>
       </w:pPr>
       <w:r>
-        <w:lastRenderedPageBreak/>
         <w:t>Clinical:</w:t>
       </w:r>
       <w:r>
@@ -5396,7 +5377,7 @@
         <w:pStyle w:val="Heading3"/>
         <w:spacing w:line="240" w:lineRule="auto"/>
       </w:pPr>
-      <w:bookmarkStart w:id="10" w:name="_Toc220574311"/>
+      <w:bookmarkStart w:id="10" w:name="_Toc226031839"/>
       <w:r>
         <w:t>Important</w:t>
       </w:r>
@@ -5677,15 +5658,7 @@
         <w:t xml:space="preserve"> </w:t>
       </w:r>
       <w:r>
-        <w:t xml:space="preserve">and </w:t>
-      </w:r>
-      <w:proofErr w:type="spellStart"/>
-      <w:r>
-        <w:t>haemopneumothorax</w:t>
-      </w:r>
-      <w:proofErr w:type="spellEnd"/>
-      <w:r>
-        <w:t xml:space="preserve"> may occur without rib fractures</w:t>
+        <w:t>and haemopneumothorax may occur without rib fractures</w:t>
       </w:r>
     </w:p>
     <w:p>
@@ -6283,7 +6256,7 @@
         <w:pStyle w:val="Heading3"/>
         <w:spacing w:line="240" w:lineRule="auto"/>
       </w:pPr>
-      <w:bookmarkStart w:id="11" w:name="_Toc220574312"/>
+      <w:bookmarkStart w:id="11" w:name="_Toc226031840"/>
       <w:r>
         <w:t>Primary</w:t>
       </w:r>
@@ -6795,6 +6768,7 @@
         <w:rPr>
           <w:b/>
         </w:rPr>
+        <w:lastRenderedPageBreak/>
         <w:t>c:</w:t>
       </w:r>
       <w:r>
@@ -6895,7 +6869,6 @@
         <w:t xml:space="preserve"> </w:t>
       </w:r>
       <w:r>
-        <w:lastRenderedPageBreak/>
         <w:t>the</w:t>
       </w:r>
       <w:r>
@@ -7006,11 +6979,9 @@
         </w:rPr>
         <w:t xml:space="preserve"> </w:t>
       </w:r>
-      <w:proofErr w:type="gramStart"/>
       <w:r>
         <w:t>necessary</w:t>
       </w:r>
-      <w:proofErr w:type="gramEnd"/>
       <w:r>
         <w:rPr>
           <w:spacing w:val="-1"/>
@@ -7213,7 +7184,7 @@
         <w:pStyle w:val="Heading3"/>
         <w:spacing w:line="240" w:lineRule="auto"/>
       </w:pPr>
-      <w:bookmarkStart w:id="12" w:name="_Toc220574313"/>
+      <w:bookmarkStart w:id="12" w:name="_Toc226031841"/>
       <w:r>
         <w:t>c</w:t>
       </w:r>
@@ -7344,7 +7315,7 @@
         <w:pStyle w:val="Heading3"/>
         <w:spacing w:line="240" w:lineRule="auto"/>
       </w:pPr>
-      <w:bookmarkStart w:id="13" w:name="_Toc220574314"/>
+      <w:bookmarkStart w:id="13" w:name="_Toc226031842"/>
       <w:r>
         <w:t>Ac - Airway + cervical spine stabilisation</w:t>
       </w:r>
@@ -8076,15 +8047,7 @@
         <w:ind w:left="927"/>
       </w:pPr>
       <w:r>
-        <w:t xml:space="preserve">In-line immobilisation: triple immobilisation comprises fluid bags or sandbags either side of the head with tape/twisted </w:t>
-      </w:r>
-      <w:proofErr w:type="spellStart"/>
-      <w:r>
-        <w:t>chitenje</w:t>
-      </w:r>
-      <w:proofErr w:type="spellEnd"/>
-      <w:r>
-        <w:t xml:space="preserve"> then fixed to the hard surface of the bed or trolley (see diagram below)</w:t>
+        <w:t>In-line immobilisation: triple immobilisation comprises fluid bags or sandbags either side of the head with tape/twisted chitenje then fixed to the hard surface of the bed or trolley (see diagram below)</w:t>
       </w:r>
       <w:r>
         <w:br/>
@@ -8138,7 +8101,7 @@
         </w:rPr>
         <w:lastRenderedPageBreak/>
         <w:drawing>
-          <wp:anchor distT="0" distB="0" distL="0" distR="0" simplePos="0" relativeHeight="251661312" behindDoc="0" locked="0" layoutInCell="0" allowOverlap="1" wp14:anchorId="6B4A8DAC" wp14:editId="2629FB7E">
+          <wp:anchor distT="0" distB="0" distL="0" distR="0" simplePos="0" relativeHeight="251661312" behindDoc="0" locked="0" layoutInCell="0" allowOverlap="1" wp14:anchorId="6A743F33" wp14:editId="08A972E7">
             <wp:simplePos x="0" y="0"/>
             <wp:positionH relativeFrom="page">
               <wp:posOffset>2557145</wp:posOffset>
@@ -8279,7 +8242,7 @@
         <w:pStyle w:val="Heading3"/>
         <w:spacing w:line="240" w:lineRule="auto"/>
       </w:pPr>
-      <w:bookmarkStart w:id="14" w:name="_Toc220574315"/>
+      <w:bookmarkStart w:id="14" w:name="_Toc226031843"/>
       <w:r>
         <w:rPr>
           <w:noProof/>
@@ -8287,7 +8250,7 @@
         <mc:AlternateContent>
           <mc:Choice Requires="wps">
             <w:drawing>
-              <wp:anchor distT="0" distB="1270" distL="0" distR="11430" simplePos="0" relativeHeight="251662336" behindDoc="0" locked="0" layoutInCell="0" allowOverlap="1" wp14:anchorId="33A1DBED" wp14:editId="637EF40E">
+              <wp:anchor distT="0" distB="1270" distL="0" distR="11430" simplePos="0" relativeHeight="251662336" behindDoc="0" locked="0" layoutInCell="0" allowOverlap="1" wp14:anchorId="67A9C68E" wp14:editId="77333017">
                 <wp:simplePos x="0" y="0"/>
                 <wp:positionH relativeFrom="page">
                   <wp:posOffset>7115810</wp:posOffset>
@@ -8397,7 +8360,7 @@
           </mc:Choice>
           <mc:Fallback>
             <w:pict>
-              <v:rect w14:anchorId="33A1DBED" id="docshape32" o:spid="_x0000_s1027" style="position:absolute;margin-left:560.3pt;margin-top:-7.25pt;width:17.1pt;height:138.85pt;z-index:251662336;visibility:visible;mso-wrap-style:square;mso-wrap-distance-left:0;mso-wrap-distance-top:0;mso-wrap-distance-right:.9pt;mso-wrap-distance-bottom:.1pt;mso-position-horizontal:absolute;mso-position-horizontal-relative:page;mso-position-vertical:absolute;mso-position-vertical-relative:text;v-text-anchor:top" o:gfxdata="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" o:allowincell="f" filled="f" stroked="f" strokeweight="0">
+              <v:rect w14:anchorId="67A9C68E" id="docshape32" o:spid="_x0000_s1027" style="position:absolute;margin-left:560.3pt;margin-top:-7.25pt;width:17.1pt;height:138.85pt;z-index:251662336;visibility:visible;mso-wrap-style:square;mso-wrap-distance-left:0;mso-wrap-distance-top:0;mso-wrap-distance-right:.9pt;mso-wrap-distance-bottom:.1pt;mso-position-horizontal:absolute;mso-position-horizontal-relative:page;mso-position-vertical:absolute;mso-position-vertical-relative:text;v-text-anchor:top" o:gfxdata="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" o:allowincell="f" filled="f" stroked="f" strokeweight="0">
                 <v:textbox style="layout-flow:vertical;mso-layout-flow-alt:bottom-to-top" inset="0,0,0,0">
                   <w:txbxContent>
                     <w:p>
@@ -11369,7 +11332,7 @@
         <w:pStyle w:val="Heading3"/>
         <w:spacing w:line="240" w:lineRule="auto"/>
       </w:pPr>
-      <w:bookmarkStart w:id="15" w:name="_Toc220574316"/>
+      <w:bookmarkStart w:id="15" w:name="_Toc226031844"/>
       <w:r>
         <w:t>C</w:t>
       </w:r>
@@ -11915,13 +11878,8 @@
         </w:rPr>
         <w:t xml:space="preserve"> </w:t>
       </w:r>
-      <w:proofErr w:type="gramStart"/>
-      <w:r>
-        <w:t>including:</w:t>
-      </w:r>
-      <w:proofErr w:type="gramEnd"/>
-      <w:r>
-        <w:t xml:space="preserve"> on the floor (catastrophic bleeding), chest, abdomen, pelvis, long-bones and in a baby with an open</w:t>
+      <w:r>
+        <w:t>including: on the floor (catastrophic bleeding), chest, abdomen, pelvis, long-bones and in a baby with an open</w:t>
       </w:r>
       <w:r>
         <w:rPr>
@@ -12356,15 +12314,7 @@
         <w:ind w:left="360"/>
       </w:pPr>
       <w:r>
-        <w:t xml:space="preserve">If not available administer 10mL/kg of normal saline or </w:t>
-      </w:r>
-      <w:proofErr w:type="gramStart"/>
-      <w:r>
-        <w:t>ringers</w:t>
-      </w:r>
-      <w:proofErr w:type="gramEnd"/>
-      <w:r>
-        <w:t xml:space="preserve"> lactate over 20 minutes. Do not give fluids as a rapid bolus as this can exacerbate bleeding</w:t>
+        <w:t>If not available administer 10mL/kg of normal saline or ringers lactate over 20 minutes. Do not give fluids as a rapid bolus as this can exacerbate bleeding</w:t>
       </w:r>
     </w:p>
     <w:p>
@@ -12418,7 +12368,7 @@
         <mc:AlternateContent>
           <mc:Choice Requires="wps">
             <w:drawing>
-              <wp:anchor distT="0" distB="1270" distL="0" distR="11430" simplePos="0" relativeHeight="251663360" behindDoc="0" locked="0" layoutInCell="0" allowOverlap="1" wp14:anchorId="18659893" wp14:editId="0C9B10EE">
+              <wp:anchor distT="0" distB="1270" distL="0" distR="11430" simplePos="0" relativeHeight="251663360" behindDoc="0" locked="0" layoutInCell="0" allowOverlap="1" wp14:anchorId="01C8E1E3" wp14:editId="128E7AF0">
                 <wp:simplePos x="0" y="0"/>
                 <wp:positionH relativeFrom="page">
                   <wp:posOffset>7115810</wp:posOffset>
@@ -12528,7 +12478,7 @@
           </mc:Choice>
           <mc:Fallback>
             <w:pict>
-              <v:rect w14:anchorId="18659893" id="docshape39" o:spid="_x0000_s1028" style="position:absolute;left:0;text-align:left;margin-left:560.3pt;margin-top:16.7pt;width:17.1pt;height:138.85pt;z-index:251663360;visibility:visible;mso-wrap-style:square;mso-wrap-distance-left:0;mso-wrap-distance-top:0;mso-wrap-distance-right:.9pt;mso-wrap-distance-bottom:.1pt;mso-position-horizontal:absolute;mso-position-horizontal-relative:page;mso-position-vertical:absolute;mso-position-vertical-relative:text;v-text-anchor:top" o:gfxdata="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" o:allowincell="f" filled="f" stroked="f" strokeweight="0">
+              <v:rect w14:anchorId="01C8E1E3" id="docshape39" o:spid="_x0000_s1028" style="position:absolute;left:0;text-align:left;margin-left:560.3pt;margin-top:16.7pt;width:17.1pt;height:138.85pt;z-index:251663360;visibility:visible;mso-wrap-style:square;mso-wrap-distance-left:0;mso-wrap-distance-top:0;mso-wrap-distance-right:.9pt;mso-wrap-distance-bottom:.1pt;mso-position-horizontal:absolute;mso-position-horizontal-relative:page;mso-position-vertical:absolute;mso-position-vertical-relative:text;v-text-anchor:top" o:gfxdata="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" o:allowincell="f" filled="f" stroked="f" strokeweight="0">
                 <v:textbox style="layout-flow:vertical;mso-layout-flow-alt:bottom-to-top" inset="0,0,0,0">
                   <w:txbxContent>
                     <w:p>
@@ -12905,7 +12855,7 @@
         <w:pStyle w:val="Heading3"/>
         <w:spacing w:line="240" w:lineRule="auto"/>
       </w:pPr>
-      <w:bookmarkStart w:id="16" w:name="_Toc220574317"/>
+      <w:bookmarkStart w:id="16" w:name="_Toc226031845"/>
       <w:r>
         <w:t>D - Disability</w:t>
       </w:r>
@@ -16830,11 +16780,9 @@
         </w:rPr>
         <w:t xml:space="preserve"> </w:t>
       </w:r>
-      <w:proofErr w:type="gramStart"/>
       <w:r>
         <w:t>resuscitate</w:t>
       </w:r>
-      <w:proofErr w:type="gramEnd"/>
       <w:r>
         <w:rPr>
           <w:spacing w:val="-6"/>
@@ -17340,7 +17288,7 @@
         <mc:AlternateContent>
           <mc:Choice Requires="wps">
             <w:drawing>
-              <wp:anchor distT="0" distB="1270" distL="0" distR="11430" simplePos="0" relativeHeight="251664384" behindDoc="0" locked="0" layoutInCell="0" allowOverlap="1" wp14:anchorId="33E51F8D" wp14:editId="77F83AB0">
+              <wp:anchor distT="0" distB="1270" distL="0" distR="11430" simplePos="0" relativeHeight="251664384" behindDoc="0" locked="0" layoutInCell="0" allowOverlap="1" wp14:anchorId="7F0F08E0" wp14:editId="7ED47959">
                 <wp:simplePos x="0" y="0"/>
                 <wp:positionH relativeFrom="page">
                   <wp:posOffset>7115810</wp:posOffset>
@@ -17450,7 +17398,7 @@
           </mc:Choice>
           <mc:Fallback>
             <w:pict>
-              <v:rect w14:anchorId="33E51F8D" id="docshape46" o:spid="_x0000_s1029" style="position:absolute;left:0;text-align:left;margin-left:560.3pt;margin-top:20.95pt;width:17.1pt;height:138.85pt;z-index:251664384;visibility:visible;mso-wrap-style:square;mso-wrap-distance-left:0;mso-wrap-distance-top:0;mso-wrap-distance-right:.9pt;mso-wrap-distance-bottom:.1pt;mso-position-horizontal:absolute;mso-position-horizontal-relative:page;mso-position-vertical:absolute;mso-position-vertical-relative:text;v-text-anchor:top" o:gfxdata="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" o:allowincell="f" filled="f" stroked="f" strokeweight="0">
+              <v:rect w14:anchorId="7F0F08E0" id="docshape46" o:spid="_x0000_s1029" style="position:absolute;left:0;text-align:left;margin-left:560.3pt;margin-top:20.95pt;width:17.1pt;height:138.85pt;z-index:251664384;visibility:visible;mso-wrap-style:square;mso-wrap-distance-left:0;mso-wrap-distance-top:0;mso-wrap-distance-right:.9pt;mso-wrap-distance-bottom:.1pt;mso-position-horizontal:absolute;mso-position-horizontal-relative:page;mso-position-vertical:absolute;mso-position-vertical-relative:text;v-text-anchor:top" o:gfxdata="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" o:allowincell="f" filled="f" stroked="f" strokeweight="0">
                 <v:textbox style="layout-flow:vertical;mso-layout-flow-alt:bottom-to-top" inset="0,0,0,0">
                   <w:txbxContent>
                     <w:p>
@@ -17668,7 +17616,7 @@
         <w:pStyle w:val="Heading3"/>
         <w:spacing w:line="240" w:lineRule="auto"/>
       </w:pPr>
-      <w:bookmarkStart w:id="18" w:name="_Toc220574318"/>
+      <w:bookmarkStart w:id="18" w:name="_Toc226031846"/>
       <w:r>
         <w:t>E - Exposure</w:t>
       </w:r>
@@ -18006,7 +17954,7 @@
         <w:pStyle w:val="Heading3"/>
         <w:spacing w:line="240" w:lineRule="auto"/>
       </w:pPr>
-      <w:bookmarkStart w:id="19" w:name="_Toc220574319"/>
+      <w:bookmarkStart w:id="19" w:name="_Toc226031847"/>
       <w:r>
         <w:t>The</w:t>
       </w:r>
@@ -18601,7 +18549,7 @@
           <w:noProof/>
         </w:rPr>
         <w:drawing>
-          <wp:anchor distT="0" distB="0" distL="0" distR="0" simplePos="0" relativeHeight="251665408" behindDoc="0" locked="0" layoutInCell="0" allowOverlap="1" wp14:anchorId="08F0634F" wp14:editId="091E7A6F">
+          <wp:anchor distT="0" distB="0" distL="0" distR="0" simplePos="0" relativeHeight="251665408" behindDoc="0" locked="0" layoutInCell="0" allowOverlap="1" wp14:anchorId="384054D4" wp14:editId="1703087C">
             <wp:simplePos x="0" y="0"/>
             <wp:positionH relativeFrom="page">
               <wp:posOffset>887095</wp:posOffset>
@@ -19380,7 +19328,7 @@
         <w:pStyle w:val="Heading3"/>
         <w:spacing w:line="240" w:lineRule="auto"/>
       </w:pPr>
-      <w:bookmarkStart w:id="20" w:name="_Toc220574320"/>
+      <w:bookmarkStart w:id="20" w:name="_Toc226031848"/>
       <w:r>
         <w:t>Diagnostic assessment</w:t>
       </w:r>
@@ -19674,7 +19622,7 @@
         <w:pStyle w:val="Heading3"/>
         <w:spacing w:line="240" w:lineRule="auto"/>
       </w:pPr>
-      <w:bookmarkStart w:id="21" w:name="_Toc220574321"/>
+      <w:bookmarkStart w:id="21" w:name="_Toc226031849"/>
       <w:r>
         <w:t>Transfer</w:t>
       </w:r>
@@ -20316,7 +20264,7 @@
         <mc:AlternateContent>
           <mc:Choice Requires="wps">
             <w:drawing>
-              <wp:anchor distT="0" distB="1270" distL="0" distR="11430" simplePos="0" relativeHeight="251666432" behindDoc="0" locked="0" layoutInCell="0" allowOverlap="1" wp14:anchorId="714BB8A8" wp14:editId="00F7F80D">
+              <wp:anchor distT="0" distB="1270" distL="0" distR="11430" simplePos="0" relativeHeight="251666432" behindDoc="0" locked="0" layoutInCell="0" allowOverlap="1" wp14:anchorId="6A692AC0" wp14:editId="5F9A004F">
                 <wp:simplePos x="0" y="0"/>
                 <wp:positionH relativeFrom="page">
                   <wp:posOffset>7115810</wp:posOffset>
@@ -20426,7 +20374,7 @@
           </mc:Choice>
           <mc:Fallback>
             <w:pict>
-              <v:rect w14:anchorId="714BB8A8" id="docshape55" o:spid="_x0000_s1030" style="position:absolute;left:0;text-align:left;margin-left:560.3pt;margin-top:6.05pt;width:17.1pt;height:138.85pt;z-index:251666432;visibility:visible;mso-wrap-style:square;mso-wrap-distance-left:0;mso-wrap-distance-top:0;mso-wrap-distance-right:.9pt;mso-wrap-distance-bottom:.1pt;mso-position-horizontal:absolute;mso-position-horizontal-relative:page;mso-position-vertical:absolute;mso-position-vertical-relative:text;v-text-anchor:top" o:gfxdata="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" o:allowincell="f" filled="f" stroked="f" strokeweight="0">
+              <v:rect w14:anchorId="6A692AC0" id="docshape55" o:spid="_x0000_s1030" style="position:absolute;left:0;text-align:left;margin-left:560.3pt;margin-top:6.05pt;width:17.1pt;height:138.85pt;z-index:251666432;visibility:visible;mso-wrap-style:square;mso-wrap-distance-left:0;mso-wrap-distance-top:0;mso-wrap-distance-right:.9pt;mso-wrap-distance-bottom:.1pt;mso-position-horizontal:absolute;mso-position-horizontal-relative:page;mso-position-vertical:absolute;mso-position-vertical-relative:text;v-text-anchor:top" o:gfxdata="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" o:allowincell="f" filled="f" stroked="f" strokeweight="0">
                 <v:textbox style="layout-flow:vertical;mso-layout-flow-alt:bottom-to-top" inset="0,0,0,0">
                   <w:txbxContent>
                     <w:p>
@@ -20832,7 +20780,7 @@
         <w:spacing w:before="0"/>
       </w:pPr>
       <w:bookmarkStart w:id="23" w:name="_Toc219820582"/>
-      <w:bookmarkStart w:id="24" w:name="_Toc220574322"/>
+      <w:bookmarkStart w:id="24" w:name="_Toc226031850"/>
       <w:r>
         <w:lastRenderedPageBreak/>
         <w:t>Paediatric</w:t>
@@ -20855,7 +20803,7 @@
         <w:pStyle w:val="Heading3"/>
         <w:spacing w:line="240" w:lineRule="auto"/>
       </w:pPr>
-      <w:bookmarkStart w:id="25" w:name="_Toc220574323"/>
+      <w:bookmarkStart w:id="25" w:name="_Toc226031851"/>
       <w:r>
         <w:t>Definition</w:t>
       </w:r>
@@ -20977,7 +20925,7 @@
         <w:pStyle w:val="Heading3"/>
         <w:spacing w:line="240" w:lineRule="auto"/>
       </w:pPr>
-      <w:bookmarkStart w:id="26" w:name="_Toc220574324"/>
+      <w:bookmarkStart w:id="26" w:name="_Toc226031852"/>
       <w:r>
         <w:t>Types</w:t>
       </w:r>
@@ -21299,7 +21247,7 @@
         <w:pStyle w:val="Heading3"/>
         <w:spacing w:line="240" w:lineRule="auto"/>
       </w:pPr>
-      <w:bookmarkStart w:id="27" w:name="_Toc220574325"/>
+      <w:bookmarkStart w:id="27" w:name="_Toc226031853"/>
       <w:r>
         <w:t>Risk factors/causes</w:t>
       </w:r>
@@ -21387,7 +21335,7 @@
         <w:pStyle w:val="Heading3"/>
         <w:spacing w:line="240" w:lineRule="auto"/>
       </w:pPr>
-      <w:bookmarkStart w:id="28" w:name="_Toc220574326"/>
+      <w:bookmarkStart w:id="28" w:name="_Toc226031854"/>
       <w:r>
         <w:t>Signs and symptoms</w:t>
       </w:r>
@@ -21751,7 +21699,7 @@
         <w:pStyle w:val="Heading3"/>
         <w:spacing w:line="240" w:lineRule="auto"/>
       </w:pPr>
-      <w:bookmarkStart w:id="29" w:name="_Toc220574327"/>
+      <w:bookmarkStart w:id="29" w:name="_Toc226031855"/>
       <w:r>
         <w:lastRenderedPageBreak/>
         <w:t>Prevention/promotion</w:t>
@@ -21900,7 +21848,7 @@
         <w:pStyle w:val="Heading3"/>
         <w:spacing w:line="240" w:lineRule="auto"/>
       </w:pPr>
-      <w:bookmarkStart w:id="30" w:name="_Toc220574328"/>
+      <w:bookmarkStart w:id="30" w:name="_Toc226031856"/>
       <w:r>
         <w:t>Investigations</w:t>
       </w:r>
@@ -22068,7 +22016,7 @@
         <w:pStyle w:val="Heading3"/>
         <w:spacing w:line="240" w:lineRule="auto"/>
       </w:pPr>
-      <w:bookmarkStart w:id="31" w:name="_Toc220574329"/>
+      <w:bookmarkStart w:id="31" w:name="_Toc226031857"/>
       <w:r>
         <w:t>Differential</w:t>
       </w:r>
@@ -22174,7 +22122,7 @@
         <w:pStyle w:val="Heading3"/>
         <w:spacing w:line="240" w:lineRule="auto"/>
       </w:pPr>
-      <w:bookmarkStart w:id="32" w:name="_Toc220574330"/>
+      <w:bookmarkStart w:id="32" w:name="_Toc226031858"/>
       <w:r>
         <w:rPr>
           <w:noProof/>
@@ -22182,7 +22130,7 @@
         <mc:AlternateContent>
           <mc:Choice Requires="wps">
             <w:drawing>
-              <wp:anchor distT="0" distB="1270" distL="0" distR="11430" simplePos="0" relativeHeight="251667456" behindDoc="0" locked="0" layoutInCell="0" allowOverlap="1" wp14:anchorId="43F3B74E" wp14:editId="77CC0818">
+              <wp:anchor distT="0" distB="1270" distL="0" distR="11430" simplePos="0" relativeHeight="251667456" behindDoc="0" locked="0" layoutInCell="0" allowOverlap="1" wp14:anchorId="320ABA81" wp14:editId="60A1BE9A">
                 <wp:simplePos x="0" y="0"/>
                 <wp:positionH relativeFrom="page">
                   <wp:posOffset>7115810</wp:posOffset>
@@ -22292,7 +22240,7 @@
           </mc:Choice>
           <mc:Fallback>
             <w:pict>
-              <v:rect w14:anchorId="43F3B74E" id="docshape62" o:spid="_x0000_s1031" style="position:absolute;margin-left:560.3pt;margin-top:351.55pt;width:17.1pt;height:138.85pt;z-index:251667456;visibility:visible;mso-wrap-style:square;mso-wrap-distance-left:0;mso-wrap-distance-top:0;mso-wrap-distance-right:.9pt;mso-wrap-distance-bottom:.1pt;mso-position-horizontal:absolute;mso-position-horizontal-relative:page;mso-position-vertical:absolute;mso-position-vertical-relative:page;v-text-anchor:top" o:gfxdata="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" o:allowincell="f" filled="f" stroked="f" strokeweight="0">
+              <v:rect w14:anchorId="320ABA81" id="docshape62" o:spid="_x0000_s1031" style="position:absolute;margin-left:560.3pt;margin-top:351.55pt;width:17.1pt;height:138.85pt;z-index:251667456;visibility:visible;mso-wrap-style:square;mso-wrap-distance-left:0;mso-wrap-distance-top:0;mso-wrap-distance-right:.9pt;mso-wrap-distance-bottom:.1pt;mso-position-horizontal:absolute;mso-position-horizontal-relative:page;mso-position-vertical:absolute;mso-position-vertical-relative:page;v-text-anchor:top" o:gfxdata="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" o:allowincell="f" filled="f" stroked="f" strokeweight="0">
                 <v:textbox style="layout-flow:vertical;mso-layout-flow-alt:bottom-to-top" inset="0,0,0,0">
                   <w:txbxContent>
                     <w:p>
@@ -23409,6 +23357,7 @@
               <w:t xml:space="preserve"> </w:t>
             </w:r>
             <w:r>
+              <w:lastRenderedPageBreak/>
               <w:t>2.5/5</w:t>
             </w:r>
             <w:r>
@@ -23918,11 +23867,9 @@
               </w:rPr>
               <w:t xml:space="preserve"> </w:t>
             </w:r>
-            <w:proofErr w:type="gramStart"/>
             <w:r>
               <w:t>fluid</w:t>
             </w:r>
-            <w:proofErr w:type="gramEnd"/>
             <w:r>
               <w:rPr>
                 <w:spacing w:val="-5"/>
@@ -24001,13 +23948,8 @@
               </w:rPr>
               <w:t xml:space="preserve"> </w:t>
             </w:r>
-            <w:proofErr w:type="gramStart"/>
-            <w:r>
-              <w:t>give</w:t>
-            </w:r>
-            <w:proofErr w:type="gramEnd"/>
-            <w:r>
-              <w:t xml:space="preserve"> 10mL/kg over 1 hour</w:t>
+            <w:r>
+              <w:t>give 10mL/kg over 1 hour</w:t>
             </w:r>
           </w:p>
           <w:p/>
@@ -25157,7 +25099,7 @@
         <w:pStyle w:val="Heading3"/>
         <w:spacing w:line="240" w:lineRule="auto"/>
       </w:pPr>
-      <w:bookmarkStart w:id="33" w:name="_Toc220574331"/>
+      <w:bookmarkStart w:id="33" w:name="_Toc226031859"/>
       <w:r>
         <w:t>Follow</w:t>
       </w:r>
@@ -25232,7 +25174,7 @@
         <w:spacing w:before="0"/>
       </w:pPr>
       <w:bookmarkStart w:id="35" w:name="_Toc219820583"/>
-      <w:bookmarkStart w:id="36" w:name="_Toc220574332"/>
+      <w:bookmarkStart w:id="36" w:name="_Toc226031860"/>
       <w:r>
         <w:lastRenderedPageBreak/>
         <w:t>Drowning</w:t>
@@ -25245,7 +25187,7 @@
         <w:pStyle w:val="Heading3"/>
         <w:spacing w:line="240" w:lineRule="auto"/>
       </w:pPr>
-      <w:bookmarkStart w:id="37" w:name="_Toc220574333"/>
+      <w:bookmarkStart w:id="37" w:name="_Toc226031861"/>
       <w:r>
         <w:t>Definition</w:t>
       </w:r>
@@ -25802,7 +25744,7 @@
         <w:pStyle w:val="Heading3"/>
         <w:spacing w:line="240" w:lineRule="auto"/>
       </w:pPr>
-      <w:bookmarkStart w:id="38" w:name="_Toc220574334"/>
+      <w:bookmarkStart w:id="38" w:name="_Toc226031862"/>
       <w:r>
         <w:t>Pathophysiology</w:t>
       </w:r>
@@ -26382,7 +26324,7 @@
         <w:pStyle w:val="Heading3"/>
         <w:spacing w:line="240" w:lineRule="auto"/>
       </w:pPr>
-      <w:bookmarkStart w:id="39" w:name="_Toc220574335"/>
+      <w:bookmarkStart w:id="39" w:name="_Toc226031863"/>
       <w:r>
         <w:lastRenderedPageBreak/>
         <w:t>Management</w:t>
@@ -27840,7 +27782,7 @@
         </w:rPr>
       </w:pPr>
       <w:bookmarkStart w:id="41" w:name="_Toc219820584"/>
-      <w:bookmarkStart w:id="42" w:name="_Toc220574336"/>
+      <w:bookmarkStart w:id="42" w:name="_Toc226031864"/>
       <w:r>
         <w:lastRenderedPageBreak/>
         <w:t>Snake</w:t>
@@ -28522,7 +28464,7 @@
         <w:pStyle w:val="Heading3"/>
         <w:spacing w:line="240" w:lineRule="auto"/>
       </w:pPr>
-      <w:bookmarkStart w:id="43" w:name="_Toc220574337"/>
+      <w:bookmarkStart w:id="43" w:name="_Toc226031865"/>
       <w:r>
         <w:t>Clinical</w:t>
       </w:r>
@@ -28550,7 +28492,7 @@
         <mc:AlternateContent>
           <mc:Choice Requires="wps">
             <w:drawing>
-              <wp:anchor distT="0" distB="1270" distL="0" distR="11430" simplePos="0" relativeHeight="251668480" behindDoc="0" locked="0" layoutInCell="0" allowOverlap="1" wp14:anchorId="695F8770" wp14:editId="10DBC428">
+              <wp:anchor distT="0" distB="1270" distL="0" distR="11430" simplePos="0" relativeHeight="251668480" behindDoc="0" locked="0" layoutInCell="0" allowOverlap="1" wp14:anchorId="381A0EAF" wp14:editId="5AB22943">
                 <wp:simplePos x="0" y="0"/>
                 <wp:positionH relativeFrom="page">
                   <wp:posOffset>7115810</wp:posOffset>
@@ -28660,7 +28602,7 @@
           </mc:Choice>
           <mc:Fallback>
             <w:pict>
-              <v:rect w14:anchorId="695F8770" id="docshape76" o:spid="_x0000_s1032" style="position:absolute;margin-left:560.3pt;margin-top:-4.35pt;width:17.1pt;height:138.85pt;z-index:251668480;visibility:visible;mso-wrap-style:square;mso-wrap-distance-left:0;mso-wrap-distance-top:0;mso-wrap-distance-right:.9pt;mso-wrap-distance-bottom:.1pt;mso-position-horizontal:absolute;mso-position-horizontal-relative:page;mso-position-vertical:absolute;mso-position-vertical-relative:text;v-text-anchor:top" o:gfxdata="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" o:allowincell="f" filled="f" stroked="f" strokeweight="0">
+              <v:rect w14:anchorId="381A0EAF" id="docshape76" o:spid="_x0000_s1032" style="position:absolute;margin-left:560.3pt;margin-top:-4.35pt;width:17.1pt;height:138.85pt;z-index:251668480;visibility:visible;mso-wrap-style:square;mso-wrap-distance-left:0;mso-wrap-distance-top:0;mso-wrap-distance-right:.9pt;mso-wrap-distance-bottom:.1pt;mso-position-horizontal:absolute;mso-position-horizontal-relative:page;mso-position-vertical:absolute;mso-position-vertical-relative:text;v-text-anchor:top" o:gfxdata="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" o:allowincell="f" filled="f" stroked="f" strokeweight="0">
                 <v:textbox style="layout-flow:vertical;mso-layout-flow-alt:bottom-to-top" inset="0,0,0,0">
                   <w:txbxContent>
                     <w:p>
@@ -30807,7 +30749,7 @@
         <w:pStyle w:val="Heading3"/>
         <w:spacing w:line="240" w:lineRule="auto"/>
       </w:pPr>
-      <w:bookmarkStart w:id="44" w:name="_Toc220574338"/>
+      <w:bookmarkStart w:id="44" w:name="_Toc226031866"/>
       <w:r>
         <w:t>Investigations</w:t>
       </w:r>
@@ -31195,7 +31137,7 @@
         <w:pStyle w:val="Heading3"/>
         <w:spacing w:line="240" w:lineRule="auto"/>
       </w:pPr>
-      <w:bookmarkStart w:id="45" w:name="_Toc220574339"/>
+      <w:bookmarkStart w:id="45" w:name="_Toc226031867"/>
       <w:r>
         <w:t>First aid</w:t>
       </w:r>
@@ -31884,7 +31826,7 @@
         <mc:AlternateContent>
           <mc:Choice Requires="wps">
             <w:drawing>
-              <wp:anchor distT="0" distB="1270" distL="0" distR="11430" simplePos="0" relativeHeight="251669504" behindDoc="0" locked="0" layoutInCell="0" allowOverlap="1" wp14:anchorId="5A00FEA8" wp14:editId="733661D9">
+              <wp:anchor distT="0" distB="1270" distL="0" distR="11430" simplePos="0" relativeHeight="251669504" behindDoc="0" locked="0" layoutInCell="0" allowOverlap="1" wp14:anchorId="7FE5D96F" wp14:editId="2FD37F52">
                 <wp:simplePos x="0" y="0"/>
                 <wp:positionH relativeFrom="page">
                   <wp:posOffset>7115810</wp:posOffset>
@@ -31994,7 +31936,7 @@
           </mc:Choice>
           <mc:Fallback>
             <w:pict>
-              <v:rect w14:anchorId="5A00FEA8" id="docshape83" o:spid="_x0000_s1033" style="position:absolute;margin-left:560.3pt;margin-top:351.55pt;width:17.1pt;height:138.85pt;z-index:251669504;visibility:visible;mso-wrap-style:square;mso-wrap-distance-left:0;mso-wrap-distance-top:0;mso-wrap-distance-right:.9pt;mso-wrap-distance-bottom:.1pt;mso-position-horizontal:absolute;mso-position-horizontal-relative:page;mso-position-vertical:absolute;mso-position-vertical-relative:page;v-text-anchor:top" o:gfxdata="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" o:allowincell="f" filled="f" stroked="f" strokeweight="0">
+              <v:rect w14:anchorId="7FE5D96F" id="docshape83" o:spid="_x0000_s1033" style="position:absolute;margin-left:560.3pt;margin-top:351.55pt;width:17.1pt;height:138.85pt;z-index:251669504;visibility:visible;mso-wrap-style:square;mso-wrap-distance-left:0;mso-wrap-distance-top:0;mso-wrap-distance-right:.9pt;mso-wrap-distance-bottom:.1pt;mso-position-horizontal:absolute;mso-position-horizontal-relative:page;mso-position-vertical:absolute;mso-position-vertical-relative:page;v-text-anchor:top" o:gfxdata="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" o:allowincell="f" filled="f" stroked="f" strokeweight="0">
                 <v:textbox style="layout-flow:vertical;mso-layout-flow-alt:bottom-to-top" inset="0,0,0,0">
                   <w:txbxContent>
                     <w:p>
@@ -32807,7 +32749,7 @@
         <w:spacing w:before="0"/>
       </w:pPr>
       <w:bookmarkStart w:id="47" w:name="_Toc219820585"/>
-      <w:bookmarkStart w:id="48" w:name="_Toc220574340"/>
+      <w:bookmarkStart w:id="48" w:name="_Toc226031868"/>
       <w:r>
         <w:lastRenderedPageBreak/>
         <w:t>Toxicology</w:t>
@@ -32979,7 +32921,7 @@
         <w:pStyle w:val="Heading3"/>
         <w:spacing w:line="240" w:lineRule="auto"/>
       </w:pPr>
-      <w:bookmarkStart w:id="49" w:name="_Toc220574341"/>
+      <w:bookmarkStart w:id="49" w:name="_Toc226031869"/>
       <w:r>
         <w:t>History</w:t>
       </w:r>
@@ -33129,7 +33071,7 @@
         <w:pStyle w:val="Heading3"/>
         <w:spacing w:line="240" w:lineRule="auto"/>
       </w:pPr>
-      <w:bookmarkStart w:id="50" w:name="_Toc220574342"/>
+      <w:bookmarkStart w:id="50" w:name="_Toc226031870"/>
       <w:r>
         <w:t>Physical</w:t>
       </w:r>
@@ -33315,15 +33257,7 @@
         <w:t xml:space="preserve"> </w:t>
       </w:r>
       <w:r>
-        <w:t xml:space="preserve">poisoning, with </w:t>
-      </w:r>
-      <w:proofErr w:type="gramStart"/>
-      <w:r>
-        <w:t>pin point</w:t>
-      </w:r>
-      <w:proofErr w:type="gramEnd"/>
-      <w:r>
-        <w:t xml:space="preserve"> pupils)</w:t>
+        <w:t>poisoning, with pin point pupils)</w:t>
       </w:r>
     </w:p>
     <w:p>
@@ -33689,7 +33623,7 @@
         <mc:AlternateContent>
           <mc:Choice Requires="wps">
             <w:drawing>
-              <wp:anchor distT="0" distB="1270" distL="0" distR="11430" simplePos="0" relativeHeight="251670528" behindDoc="0" locked="0" layoutInCell="0" allowOverlap="1" wp14:anchorId="0854B47A" wp14:editId="349C5C5A">
+              <wp:anchor distT="0" distB="1270" distL="0" distR="11430" simplePos="0" relativeHeight="251670528" behindDoc="0" locked="0" layoutInCell="0" allowOverlap="1" wp14:anchorId="5FC83A57" wp14:editId="1F72F55F">
                 <wp:simplePos x="0" y="0"/>
                 <wp:positionH relativeFrom="page">
                   <wp:posOffset>7115810</wp:posOffset>
@@ -33799,7 +33733,7 @@
           </mc:Choice>
           <mc:Fallback>
             <w:pict>
-              <v:rect w14:anchorId="0854B47A" id="docshape90" o:spid="_x0000_s1034" style="position:absolute;margin-left:560.3pt;margin-top:351.55pt;width:17.1pt;height:138.85pt;z-index:251670528;visibility:visible;mso-wrap-style:square;mso-wrap-distance-left:0;mso-wrap-distance-top:0;mso-wrap-distance-right:.9pt;mso-wrap-distance-bottom:.1pt;mso-position-horizontal:absolute;mso-position-horizontal-relative:page;mso-position-vertical:absolute;mso-position-vertical-relative:page;v-text-anchor:top" o:gfxdata="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" o:allowincell="f" filled="f" stroked="f" strokeweight="0">
+              <v:rect w14:anchorId="5FC83A57" id="docshape90" o:spid="_x0000_s1034" style="position:absolute;margin-left:560.3pt;margin-top:351.55pt;width:17.1pt;height:138.85pt;z-index:251670528;visibility:visible;mso-wrap-style:square;mso-wrap-distance-left:0;mso-wrap-distance-top:0;mso-wrap-distance-right:.9pt;mso-wrap-distance-bottom:.1pt;mso-position-horizontal:absolute;mso-position-horizontal-relative:page;mso-position-vertical:absolute;mso-position-vertical-relative:page;v-text-anchor:top" o:gfxdata="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" o:allowincell="f" filled="f" stroked="f" strokeweight="0">
                 <v:textbox style="layout-flow:vertical;mso-layout-flow-alt:bottom-to-top" inset="0,0,0,0">
                   <w:txbxContent>
                     <w:p>
@@ -33869,7 +33803,7 @@
         <w:pStyle w:val="Heading3"/>
         <w:spacing w:line="240" w:lineRule="auto"/>
       </w:pPr>
-      <w:bookmarkStart w:id="51" w:name="_Toc220574343"/>
+      <w:bookmarkStart w:id="51" w:name="_Toc226031871"/>
       <w:r>
         <w:t>Investigations</w:t>
       </w:r>
@@ -34175,7 +34109,7 @@
         <w:pStyle w:val="Heading3"/>
         <w:spacing w:line="240" w:lineRule="auto"/>
       </w:pPr>
-      <w:bookmarkStart w:id="52" w:name="_Toc220574344"/>
+      <w:bookmarkStart w:id="52" w:name="_Toc226031872"/>
       <w:r>
         <w:t>Management</w:t>
       </w:r>
@@ -35517,7 +35451,7 @@
         <w:pStyle w:val="Heading3"/>
         <w:spacing w:line="240" w:lineRule="auto"/>
       </w:pPr>
-      <w:bookmarkStart w:id="53" w:name="_Toc220574345"/>
+      <w:bookmarkStart w:id="53" w:name="_Toc226031873"/>
       <w:r>
         <w:lastRenderedPageBreak/>
         <w:t>Treatment of Specific Poisons</w:t>
@@ -35529,7 +35463,7 @@
       <w:pPr>
         <w:pStyle w:val="Heading3"/>
       </w:pPr>
-      <w:bookmarkStart w:id="54" w:name="_Toc220574346"/>
+      <w:bookmarkStart w:id="54" w:name="_Toc226031874"/>
       <w:r>
         <w:t>1.</w:t>
       </w:r>
@@ -36775,7 +36709,7 @@
       <w:pPr>
         <w:pStyle w:val="Heading3"/>
       </w:pPr>
-      <w:bookmarkStart w:id="55" w:name="_Toc220574347"/>
+      <w:bookmarkStart w:id="55" w:name="_Toc226031875"/>
       <w:r>
         <w:t>2.</w:t>
       </w:r>
@@ -37415,15 +37349,7 @@
         <w:ind w:left="360"/>
       </w:pPr>
       <w:r>
-        <w:t xml:space="preserve">Chelation therapy with deferoxamine should be initiated if there is evidence of hypovolaemia, shock, lethargy, persistent vomiting, diarrhoea, positive anion gap, metabolic acidosis, large number of pills on abdominal radiograph, or a serum iron level &gt; 500 </w:t>
-      </w:r>
-      <w:proofErr w:type="spellStart"/>
-      <w:r>
-        <w:t>μg</w:t>
-      </w:r>
-      <w:proofErr w:type="spellEnd"/>
-      <w:r>
-        <w:t>/dL</w:t>
+        <w:t>Chelation therapy with deferoxamine should be initiated if there is evidence of hypovolaemia, shock, lethargy, persistent vomiting, diarrhoea, positive anion gap, metabolic acidosis, large number of pills on abdominal radiograph, or a serum iron level &gt; 500 μg/dL</w:t>
       </w:r>
     </w:p>
     <w:p>
@@ -37434,13 +37360,8 @@
         </w:numPr>
         <w:ind w:left="360"/>
       </w:pPr>
-      <w:proofErr w:type="spellStart"/>
-      <w:r>
-        <w:t>Desferrioxamine</w:t>
-      </w:r>
-      <w:proofErr w:type="spellEnd"/>
-      <w:r>
-        <w:t xml:space="preserve"> is most effective when given as an infusion at 15–35 mg/kg/hour, depending on the clinical severity</w:t>
+      <w:r>
+        <w:t>Desferrioxamine is most effective when given as an infusion at 15–35 mg/kg/hour, depending on the clinical severity</w:t>
       </w:r>
     </w:p>
     <w:p/>
@@ -37448,7 +37369,7 @@
       <w:pPr>
         <w:pStyle w:val="Heading3"/>
       </w:pPr>
-      <w:bookmarkStart w:id="56" w:name="_Toc220574348"/>
+      <w:bookmarkStart w:id="56" w:name="_Toc226031876"/>
       <w:r>
         <w:t>3. Paracetamol poisoning</w:t>
       </w:r>
@@ -38177,7 +38098,7 @@
         <mc:AlternateContent>
           <mc:Choice Requires="wps">
             <w:drawing>
-              <wp:anchor distT="0" distB="1270" distL="0" distR="11430" simplePos="0" relativeHeight="251671552" behindDoc="0" locked="0" layoutInCell="0" allowOverlap="1" wp14:anchorId="6D8FACBA" wp14:editId="3BE25913">
+              <wp:anchor distT="0" distB="1270" distL="0" distR="11430" simplePos="0" relativeHeight="251671552" behindDoc="0" locked="0" layoutInCell="0" allowOverlap="1" wp14:anchorId="183C0838" wp14:editId="5214037D">
                 <wp:simplePos x="0" y="0"/>
                 <wp:positionH relativeFrom="page">
                   <wp:posOffset>7115810</wp:posOffset>
@@ -38287,7 +38208,7 @@
           </mc:Choice>
           <mc:Fallback>
             <w:pict>
-              <v:rect w14:anchorId="6D8FACBA" id="docshape97" o:spid="_x0000_s1035" style="position:absolute;left:0;text-align:left;margin-left:560.3pt;margin-top:6.2pt;width:17.1pt;height:138.85pt;z-index:251671552;visibility:visible;mso-wrap-style:square;mso-wrap-distance-left:0;mso-wrap-distance-top:0;mso-wrap-distance-right:.9pt;mso-wrap-distance-bottom:.1pt;mso-position-horizontal:absolute;mso-position-horizontal-relative:page;mso-position-vertical:absolute;mso-position-vertical-relative:text;v-text-anchor:top" o:gfxdata="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" o:allowincell="f" filled="f" stroked="f" strokeweight="0">
+              <v:rect w14:anchorId="183C0838" id="docshape97" o:spid="_x0000_s1035" style="position:absolute;left:0;text-align:left;margin-left:560.3pt;margin-top:6.2pt;width:17.1pt;height:138.85pt;z-index:251671552;visibility:visible;mso-wrap-style:square;mso-wrap-distance-left:0;mso-wrap-distance-top:0;mso-wrap-distance-right:.9pt;mso-wrap-distance-bottom:.1pt;mso-position-horizontal:absolute;mso-position-horizontal-relative:page;mso-position-vertical:absolute;mso-position-vertical-relative:text;v-text-anchor:top" o:gfxdata="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" o:allowincell="f" filled="f" stroked="f" strokeweight="0">
                 <v:textbox style="layout-flow:vertical;mso-layout-flow-alt:bottom-to-top" inset="0,0,0,0">
                   <w:txbxContent>
                     <w:p>
@@ -38899,7 +38820,7 @@
       <w:pPr>
         <w:pStyle w:val="Heading3"/>
       </w:pPr>
-      <w:bookmarkStart w:id="57" w:name="_Toc220574349"/>
+      <w:bookmarkStart w:id="57" w:name="_Toc226031877"/>
       <w:r>
         <w:t>4.</w:t>
       </w:r>
@@ -39167,7 +39088,7 @@
       <w:pPr>
         <w:pStyle w:val="Heading3"/>
       </w:pPr>
-      <w:bookmarkStart w:id="58" w:name="_Toc220574350"/>
+      <w:bookmarkStart w:id="58" w:name="_Toc226031878"/>
       <w:r>
         <w:t>5.</w:t>
       </w:r>
@@ -40773,7 +40694,7 @@
         <mc:AlternateContent>
           <mc:Choice Requires="wps">
             <w:drawing>
-              <wp:anchor distT="0" distB="1270" distL="0" distR="11430" simplePos="0" relativeHeight="251672576" behindDoc="0" locked="0" layoutInCell="0" allowOverlap="1" wp14:anchorId="75801154" wp14:editId="4D25C524">
+              <wp:anchor distT="0" distB="1270" distL="0" distR="11430" simplePos="0" relativeHeight="251672576" behindDoc="0" locked="0" layoutInCell="0" allowOverlap="1" wp14:anchorId="64D6C69F" wp14:editId="1E8EB767">
                 <wp:simplePos x="0" y="0"/>
                 <wp:positionH relativeFrom="page">
                   <wp:posOffset>7115810</wp:posOffset>
@@ -40883,7 +40804,7 @@
           </mc:Choice>
           <mc:Fallback>
             <w:pict>
-              <v:rect w14:anchorId="75801154" id="docshape104" o:spid="_x0000_s1036" style="position:absolute;margin-left:560.3pt;margin-top:351.55pt;width:17.1pt;height:138.85pt;z-index:251672576;visibility:visible;mso-wrap-style:square;mso-wrap-distance-left:0;mso-wrap-distance-top:0;mso-wrap-distance-right:.9pt;mso-wrap-distance-bottom:.1pt;mso-position-horizontal:absolute;mso-position-horizontal-relative:page;mso-position-vertical:absolute;mso-position-vertical-relative:page;v-text-anchor:top" o:gfxdata="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" o:allowincell="f" filled="f" stroked="f" strokeweight="0">
+              <v:rect w14:anchorId="64D6C69F" id="docshape104" o:spid="_x0000_s1036" style="position:absolute;margin-left:560.3pt;margin-top:351.55pt;width:17.1pt;height:138.85pt;z-index:251672576;visibility:visible;mso-wrap-style:square;mso-wrap-distance-left:0;mso-wrap-distance-top:0;mso-wrap-distance-right:.9pt;mso-wrap-distance-bottom:.1pt;mso-position-horizontal:absolute;mso-position-horizontal-relative:page;mso-position-vertical:absolute;mso-position-vertical-relative:page;v-text-anchor:top" o:gfxdata="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" o:allowincell="f" filled="f" stroked="f" strokeweight="0">
                 <v:textbox style="layout-flow:vertical;mso-layout-flow-alt:bottom-to-top" inset="0,0,0,0">
                   <w:txbxContent>
                     <w:p>
@@ -40952,7 +40873,7 @@
       <w:pPr>
         <w:pStyle w:val="Heading3"/>
       </w:pPr>
-      <w:bookmarkStart w:id="59" w:name="_Toc220574351"/>
+      <w:bookmarkStart w:id="59" w:name="_Toc226031879"/>
       <w:r>
         <w:t>7.</w:t>
       </w:r>
@@ -41125,11 +41046,9 @@
         </w:rPr>
         <w:t xml:space="preserve"> </w:t>
       </w:r>
-      <w:proofErr w:type="gramStart"/>
       <w:r>
         <w:t>neonates</w:t>
       </w:r>
-      <w:proofErr w:type="gramEnd"/>
       <w:r>
         <w:rPr>
           <w:spacing w:val="-3"/>
@@ -41541,7 +41460,7 @@
         <w:spacing w:before="0"/>
       </w:pPr>
       <w:bookmarkStart w:id="61" w:name="_Toc219820586"/>
-      <w:bookmarkStart w:id="62" w:name="_Toc220574352"/>
+      <w:bookmarkStart w:id="62" w:name="_Toc226031880"/>
       <w:r>
         <w:lastRenderedPageBreak/>
         <w:t>References</w:t>
@@ -41634,29 +41553,7 @@
           <w:szCs w:val="26"/>
           <w:lang w:val="en-US" w:eastAsia="ja-JP"/>
         </w:rPr>
-        <w:t xml:space="preserve">Advanced Malawian </w:t>
-      </w:r>
-      <w:proofErr w:type="spellStart"/>
-      <w:r>
-        <w:rPr>
-          <w:rFonts w:eastAsia="Times New Roman" w:cs="Segoe UI"/>
-          <w:i/>
-          <w:iCs/>
-          <w:szCs w:val="26"/>
-          <w:lang w:val="en-US" w:eastAsia="ja-JP"/>
-        </w:rPr>
-        <w:t>Paediatric</w:t>
-      </w:r>
-      <w:proofErr w:type="spellEnd"/>
-      <w:r>
-        <w:rPr>
-          <w:rFonts w:eastAsia="Times New Roman" w:cs="Segoe UI"/>
-          <w:i/>
-          <w:iCs/>
-          <w:szCs w:val="26"/>
-          <w:lang w:val="en-US" w:eastAsia="ja-JP"/>
-        </w:rPr>
-        <w:t xml:space="preserve"> Life Support (AMPLS) course manual</w:t>
+        <w:t>Advanced Malawian Paediatric Life Support (AMPLS) course manual</w:t>
       </w:r>
       <w:r>
         <w:rPr>
@@ -41678,23 +41575,13 @@
           <w:lang w:val="en-US" w:eastAsia="ja-JP"/>
         </w:rPr>
       </w:pPr>
-      <w:proofErr w:type="spellStart"/>
       <w:r>
         <w:rPr>
           <w:rFonts w:eastAsia="Times New Roman" w:cs="Segoe UI"/>
           <w:szCs w:val="26"/>
           <w:lang w:val="en-US" w:eastAsia="ja-JP"/>
         </w:rPr>
-        <w:t>Paediatric</w:t>
-      </w:r>
-      <w:proofErr w:type="spellEnd"/>
-      <w:r>
-        <w:rPr>
-          <w:rFonts w:eastAsia="Times New Roman" w:cs="Segoe UI"/>
-          <w:szCs w:val="26"/>
-          <w:lang w:val="en-US" w:eastAsia="ja-JP"/>
-        </w:rPr>
-        <w:t xml:space="preserve"> and Child Health Department, Queen Elizabeth Central Hospital. (n.d.). </w:t>
+        <w:t xml:space="preserve">Paediatric and Child Health Department, Queen Elizabeth Central Hospital. (n.d.). </w:t>
       </w:r>
       <w:r>
         <w:rPr>
@@ -41778,9 +41665,12 @@
     <w:p>
       <w:pPr>
         <w:sectPr>
-          <w:headerReference w:type="default" r:id="rId12"/>
-          <w:footerReference w:type="even" r:id="rId13"/>
-          <w:footerReference w:type="default" r:id="rId14"/>
+          <w:headerReference w:type="even" r:id="rId12"/>
+          <w:headerReference w:type="default" r:id="rId13"/>
+          <w:footerReference w:type="even" r:id="rId14"/>
+          <w:footerReference w:type="default" r:id="rId15"/>
+          <w:headerReference w:type="first" r:id="rId16"/>
+          <w:footerReference w:type="first" r:id="rId17"/>
           <w:pgSz w:w="11906" w:h="16838"/>
           <w:pgMar w:top="1134" w:right="1134" w:bottom="1134" w:left="1134" w:header="533" w:footer="677" w:gutter="0"/>
           <w:pgNumType w:start="1"/>
@@ -41793,12 +41683,12 @@
     <w:p/>
     <w:p/>
     <w:sectPr>
-      <w:headerReference w:type="even" r:id="rId15"/>
-      <w:headerReference w:type="default" r:id="rId16"/>
-      <w:footerReference w:type="even" r:id="rId17"/>
-      <w:footerReference w:type="default" r:id="rId18"/>
-      <w:headerReference w:type="first" r:id="rId19"/>
-      <w:footerReference w:type="first" r:id="rId20"/>
+      <w:headerReference w:type="even" r:id="rId18"/>
+      <w:headerReference w:type="default" r:id="rId19"/>
+      <w:footerReference w:type="even" r:id="rId20"/>
+      <w:footerReference w:type="default" r:id="rId21"/>
+      <w:headerReference w:type="first" r:id="rId22"/>
+      <w:footerReference w:type="first" r:id="rId23"/>
       <w:pgSz w:w="11906" w:h="16838"/>
       <w:pgMar w:top="1134" w:right="1134" w:bottom="1134" w:left="1134" w:header="0" w:footer="0" w:gutter="0"/>
       <w:cols w:space="720"/>
@@ -41830,57 +41720,42 @@
 
 <file path=word/footer1.xml><?xml version="1.0" encoding="utf-8"?>
 <w:ftr xmlns:wpc="http://schemas.microsoft.com/office/word/2010/wordprocessingCanvas" xmlns:cx="http://schemas.microsoft.com/office/drawing/2014/chartex" xmlns:cx1="http://schemas.microsoft.com/office/drawing/2015/9/8/chartex" xmlns:cx2="http://schemas.microsoft.com/office/drawing/2015/10/21/chartex" xmlns:cx3="http://schemas.microsoft.com/office/drawing/2016/5/9/chartex" xmlns:cx4="http://schemas.microsoft.com/office/drawing/2016/5/10/chartex" xmlns:cx5="http://schemas.microsoft.com/office/drawing/2016/5/11/chartex" xmlns:cx6="http://schemas.microsoft.com/office/drawing/2016/5/12/chartex" xmlns:cx7="http://schemas.microsoft.com/office/drawing/2016/5/13/chartex" xmlns:cx8="http://schemas.microsoft.com/office/drawing/2016/5/14/chartex" xmlns:mc="http://schemas.openxmlformats.org/markup-compatibility/2006" xmlns:aink="http://schemas.microsoft.com/office/drawing/2016/ink" xmlns:am3d="http://schemas.microsoft.com/office/drawing/2017/model3d" xmlns:o="urn:schemas-microsoft-com:office:office" xmlns:oel="http://schemas.microsoft.com/office/2019/extlst" xmlns:r="http://schemas.openxmlformats.org/officeDocument/2006/relationships" xmlns:m="http://schemas.openxmlformats.org/officeDocument/2006/math" xmlns:v="urn:schemas-microsoft-com:vml" xmlns:wp14="http://schemas.microsoft.com/office/word/2010/wordprocessingDrawing" xmlns:wp="http://schemas.openxmlformats.org/drawingml/2006/wordprocessingDrawing" xmlns:w10="urn:schemas-microsoft-com:office:word" xmlns:w="http://schemas.openxmlformats.org/wordprocessingml/2006/main" xmlns:w14="http://schemas.microsoft.com/office/word/2010/wordml" xmlns:w15="http://schemas.microsoft.com/office/word/2012/wordml" xmlns:w16cex="http://schemas.microsoft.com/office/word/2018/wordml/cex" xmlns:w16cid="http://schemas.microsoft.com/office/word/2016/wordml/cid" xmlns:w16="http://schemas.microsoft.com/office/word/2018/wordml" xmlns:w16du="http://schemas.microsoft.com/office/word/2023/wordml/word16du" xmlns:w16sdtdh="http://schemas.microsoft.com/office/word/2020/wordml/sdtdatahash" xmlns:w16sdtfl="http://schemas.microsoft.com/office/word/2024/wordml/sdtformatlock" xmlns:w16se="http://schemas.microsoft.com/office/word/2015/wordml/symex" xmlns:wpg="http://schemas.microsoft.com/office/word/2010/wordprocessingGroup" xmlns:wpi="http://schemas.microsoft.com/office/word/2010/wordprocessingInk" xmlns:wne="http://schemas.microsoft.com/office/word/2006/wordml" xmlns:wps="http://schemas.microsoft.com/office/word/2010/wordprocessingShape" mc:Ignorable="w14 w15 w16se w16cid w16 w16cex w16sdtdh w16sdtfl w16du wp14">
-  <w:sdt>
-    <w:sdtPr>
-      <w:rPr>
-        <w:rStyle w:val="PageNumber"/>
-      </w:rPr>
-      <w:id w:val="805975550"/>
-      <w:docPartObj>
-        <w:docPartGallery w:val="Page Numbers (Bottom of Page)"/>
-        <w:docPartUnique/>
-      </w:docPartObj>
-    </w:sdtPr>
-    <w:sdtContent>
-      <w:p>
-        <w:pPr>
-          <w:pStyle w:val="Footer"/>
-          <w:framePr w:wrap="none" w:vAnchor="text" w:hAnchor="margin" w:xAlign="right" w:y="1"/>
-          <w:rPr>
-            <w:rStyle w:val="PageNumber"/>
-          </w:rPr>
-        </w:pPr>
-        <w:r>
-          <w:rPr>
-            <w:rStyle w:val="PageNumber"/>
-          </w:rPr>
-          <w:fldChar w:fldCharType="begin"/>
-        </w:r>
-        <w:r>
-          <w:rPr>
-            <w:rStyle w:val="PageNumber"/>
-          </w:rPr>
-          <w:instrText xml:space="preserve"> PAGE </w:instrText>
-        </w:r>
-        <w:r>
-          <w:rPr>
-            <w:rStyle w:val="PageNumber"/>
-          </w:rPr>
-          <w:fldChar w:fldCharType="separate"/>
-        </w:r>
-        <w:r>
-          <w:rPr>
-            <w:rStyle w:val="PageNumber"/>
-          </w:rPr>
-          <w:fldChar w:fldCharType="end"/>
-        </w:r>
-      </w:p>
-    </w:sdtContent>
-  </w:sdt>
   <w:p>
     <w:pPr>
       <w:pStyle w:val="Footer"/>
-      <w:ind w:right="360"/>
+      <w:framePr w:wrap="around" w:vAnchor="text" w:hAnchor="margin" w:xAlign="center" w:y="1"/>
+      <w:rPr>
+        <w:rStyle w:val="PageNumber"/>
+      </w:rPr>
+    </w:pPr>
+    <w:r>
+      <w:rPr>
+        <w:rStyle w:val="PageNumber"/>
+      </w:rPr>
+      <w:fldChar w:fldCharType="begin"/>
+    </w:r>
+    <w:r>
+      <w:rPr>
+        <w:rStyle w:val="PageNumber"/>
+      </w:rPr>
+      <w:instrText xml:space="preserve"> PAGE </w:instrText>
+    </w:r>
+    <w:r>
+      <w:rPr>
+        <w:rStyle w:val="PageNumber"/>
+      </w:rPr>
+      <w:fldChar w:fldCharType="separate"/>
+    </w:r>
+    <w:r>
+      <w:rPr>
+        <w:rStyle w:val="PageNumber"/>
+      </w:rPr>
+      <w:fldChar w:fldCharType="end"/>
+    </w:r>
+  </w:p>
+  <w:p>
+    <w:pPr>
+      <w:pStyle w:val="Footer"/>
     </w:pPr>
   </w:p>
 </w:ftr>
@@ -41888,64 +41763,49 @@
 
 <file path=word/footer2.xml><?xml version="1.0" encoding="utf-8"?>
 <w:ftr xmlns:wpc="http://schemas.microsoft.com/office/word/2010/wordprocessingCanvas" xmlns:cx="http://schemas.microsoft.com/office/drawing/2014/chartex" xmlns:cx1="http://schemas.microsoft.com/office/drawing/2015/9/8/chartex" xmlns:cx2="http://schemas.microsoft.com/office/drawing/2015/10/21/chartex" xmlns:cx3="http://schemas.microsoft.com/office/drawing/2016/5/9/chartex" xmlns:cx4="http://schemas.microsoft.com/office/drawing/2016/5/10/chartex" xmlns:cx5="http://schemas.microsoft.com/office/drawing/2016/5/11/chartex" xmlns:cx6="http://schemas.microsoft.com/office/drawing/2016/5/12/chartex" xmlns:cx7="http://schemas.microsoft.com/office/drawing/2016/5/13/chartex" xmlns:cx8="http://schemas.microsoft.com/office/drawing/2016/5/14/chartex" xmlns:mc="http://schemas.openxmlformats.org/markup-compatibility/2006" xmlns:aink="http://schemas.microsoft.com/office/drawing/2016/ink" xmlns:am3d="http://schemas.microsoft.com/office/drawing/2017/model3d" xmlns:o="urn:schemas-microsoft-com:office:office" xmlns:oel="http://schemas.microsoft.com/office/2019/extlst" xmlns:r="http://schemas.openxmlformats.org/officeDocument/2006/relationships" xmlns:m="http://schemas.openxmlformats.org/officeDocument/2006/math" xmlns:v="urn:schemas-microsoft-com:vml" xmlns:wp14="http://schemas.microsoft.com/office/word/2010/wordprocessingDrawing" xmlns:wp="http://schemas.openxmlformats.org/drawingml/2006/wordprocessingDrawing" xmlns:w10="urn:schemas-microsoft-com:office:word" xmlns:w="http://schemas.openxmlformats.org/wordprocessingml/2006/main" xmlns:w14="http://schemas.microsoft.com/office/word/2010/wordml" xmlns:w15="http://schemas.microsoft.com/office/word/2012/wordml" xmlns:w16cex="http://schemas.microsoft.com/office/word/2018/wordml/cex" xmlns:w16cid="http://schemas.microsoft.com/office/word/2016/wordml/cid" xmlns:w16="http://schemas.microsoft.com/office/word/2018/wordml" xmlns:w16du="http://schemas.microsoft.com/office/word/2023/wordml/word16du" xmlns:w16sdtdh="http://schemas.microsoft.com/office/word/2020/wordml/sdtdatahash" xmlns:w16sdtfl="http://schemas.microsoft.com/office/word/2024/wordml/sdtformatlock" xmlns:w16se="http://schemas.microsoft.com/office/word/2015/wordml/symex" xmlns:wpg="http://schemas.microsoft.com/office/word/2010/wordprocessingGroup" xmlns:wpi="http://schemas.microsoft.com/office/word/2010/wordprocessingInk" xmlns:wne="http://schemas.microsoft.com/office/word/2006/wordml" xmlns:wps="http://schemas.microsoft.com/office/word/2010/wordprocessingShape" mc:Ignorable="w14 w15 w16se w16cid w16 w16cex w16sdtdh w16sdtfl w16du wp14">
-  <w:sdt>
-    <w:sdtPr>
-      <w:rPr>
-        <w:rStyle w:val="PageNumber"/>
-      </w:rPr>
-      <w:id w:val="-941838880"/>
-      <w:docPartObj>
-        <w:docPartGallery w:val="Page Numbers (Bottom of Page)"/>
-        <w:docPartUnique/>
-      </w:docPartObj>
-    </w:sdtPr>
-    <w:sdtContent>
-      <w:p>
-        <w:pPr>
-          <w:pStyle w:val="Footer"/>
-          <w:framePr w:wrap="none" w:vAnchor="text" w:hAnchor="margin" w:xAlign="right" w:y="1"/>
-          <w:rPr>
-            <w:rStyle w:val="PageNumber"/>
-          </w:rPr>
-        </w:pPr>
-        <w:r>
-          <w:rPr>
-            <w:rStyle w:val="PageNumber"/>
-          </w:rPr>
-          <w:fldChar w:fldCharType="begin"/>
-        </w:r>
-        <w:r>
-          <w:rPr>
-            <w:rStyle w:val="PageNumber"/>
-          </w:rPr>
-          <w:instrText xml:space="preserve"> PAGE </w:instrText>
-        </w:r>
-        <w:r>
-          <w:rPr>
-            <w:rStyle w:val="PageNumber"/>
-          </w:rPr>
-          <w:fldChar w:fldCharType="separate"/>
-        </w:r>
-        <w:r>
-          <w:rPr>
-            <w:rStyle w:val="PageNumber"/>
-            <w:noProof/>
-          </w:rPr>
-          <w:t>1</w:t>
-        </w:r>
-        <w:r>
-          <w:rPr>
-            <w:rStyle w:val="PageNumber"/>
-          </w:rPr>
-          <w:fldChar w:fldCharType="end"/>
-        </w:r>
-      </w:p>
-    </w:sdtContent>
-  </w:sdt>
   <w:p>
     <w:pPr>
       <w:pStyle w:val="Footer"/>
-      <w:ind w:right="360"/>
+      <w:framePr w:wrap="around" w:vAnchor="text" w:hAnchor="margin" w:xAlign="center" w:y="1"/>
+      <w:rPr>
+        <w:rStyle w:val="PageNumber"/>
+      </w:rPr>
+    </w:pPr>
+    <w:r>
+      <w:rPr>
+        <w:rStyle w:val="PageNumber"/>
+      </w:rPr>
+      <w:fldChar w:fldCharType="begin"/>
+    </w:r>
+    <w:r>
+      <w:rPr>
+        <w:rStyle w:val="PageNumber"/>
+      </w:rPr>
+      <w:instrText xml:space="preserve"> PAGE </w:instrText>
+    </w:r>
+    <w:r>
+      <w:rPr>
+        <w:rStyle w:val="PageNumber"/>
+      </w:rPr>
+      <w:fldChar w:fldCharType="separate"/>
+    </w:r>
+    <w:r>
+      <w:rPr>
+        <w:rStyle w:val="PageNumber"/>
+        <w:noProof/>
+      </w:rPr>
+      <w:t>1</w:t>
+    </w:r>
+    <w:r>
+      <w:rPr>
+        <w:rStyle w:val="PageNumber"/>
+      </w:rPr>
+      <w:fldChar w:fldCharType="end"/>
+    </w:r>
+  </w:p>
+  <w:p>
+    <w:pPr>
+      <w:pStyle w:val="Footer"/>
     </w:pPr>
   </w:p>
 </w:ftr>
@@ -41953,7 +41813,11 @@
 
 <file path=word/footer3.xml><?xml version="1.0" encoding="utf-8"?>
 <w:ftr xmlns:wpc="http://schemas.microsoft.com/office/word/2010/wordprocessingCanvas" xmlns:cx="http://schemas.microsoft.com/office/drawing/2014/chartex" xmlns:cx1="http://schemas.microsoft.com/office/drawing/2015/9/8/chartex" xmlns:cx2="http://schemas.microsoft.com/office/drawing/2015/10/21/chartex" xmlns:cx3="http://schemas.microsoft.com/office/drawing/2016/5/9/chartex" xmlns:cx4="http://schemas.microsoft.com/office/drawing/2016/5/10/chartex" xmlns:cx5="http://schemas.microsoft.com/office/drawing/2016/5/11/chartex" xmlns:cx6="http://schemas.microsoft.com/office/drawing/2016/5/12/chartex" xmlns:cx7="http://schemas.microsoft.com/office/drawing/2016/5/13/chartex" xmlns:cx8="http://schemas.microsoft.com/office/drawing/2016/5/14/chartex" xmlns:mc="http://schemas.openxmlformats.org/markup-compatibility/2006" xmlns:aink="http://schemas.microsoft.com/office/drawing/2016/ink" xmlns:am3d="http://schemas.microsoft.com/office/drawing/2017/model3d" xmlns:o="urn:schemas-microsoft-com:office:office" xmlns:oel="http://schemas.microsoft.com/office/2019/extlst" xmlns:r="http://schemas.openxmlformats.org/officeDocument/2006/relationships" xmlns:m="http://schemas.openxmlformats.org/officeDocument/2006/math" xmlns:v="urn:schemas-microsoft-com:vml" xmlns:wp14="http://schemas.microsoft.com/office/word/2010/wordprocessingDrawing" xmlns:wp="http://schemas.openxmlformats.org/drawingml/2006/wordprocessingDrawing" xmlns:w10="urn:schemas-microsoft-com:office:word" xmlns:w="http://schemas.openxmlformats.org/wordprocessingml/2006/main" xmlns:w14="http://schemas.microsoft.com/office/word/2010/wordml" xmlns:w15="http://schemas.microsoft.com/office/word/2012/wordml" xmlns:w16cex="http://schemas.microsoft.com/office/word/2018/wordml/cex" xmlns:w16cid="http://schemas.microsoft.com/office/word/2016/wordml/cid" xmlns:w16="http://schemas.microsoft.com/office/word/2018/wordml" xmlns:w16du="http://schemas.microsoft.com/office/word/2023/wordml/word16du" xmlns:w16sdtdh="http://schemas.microsoft.com/office/word/2020/wordml/sdtdatahash" xmlns:w16sdtfl="http://schemas.microsoft.com/office/word/2024/wordml/sdtformatlock" xmlns:w16se="http://schemas.microsoft.com/office/word/2015/wordml/symex" xmlns:wpg="http://schemas.microsoft.com/office/word/2010/wordprocessingGroup" xmlns:wpi="http://schemas.microsoft.com/office/word/2010/wordprocessingInk" xmlns:wne="http://schemas.microsoft.com/office/word/2006/wordml" xmlns:wps="http://schemas.microsoft.com/office/word/2010/wordprocessingShape" mc:Ignorable="w14 w15 w16se w16cid w16 w16cex w16sdtdh w16sdtfl w16du wp14">
-  <w:p/>
+  <w:p>
+    <w:pPr>
+      <w:pStyle w:val="Footer"/>
+    </w:pPr>
+  </w:p>
 </w:ftr>
 </file>
 
@@ -41961,6 +41825,85 @@
 <w:ftr xmlns:wpc="http://schemas.microsoft.com/office/word/2010/wordprocessingCanvas" xmlns:cx="http://schemas.microsoft.com/office/drawing/2014/chartex" xmlns:cx1="http://schemas.microsoft.com/office/drawing/2015/9/8/chartex" xmlns:cx2="http://schemas.microsoft.com/office/drawing/2015/10/21/chartex" xmlns:cx3="http://schemas.microsoft.com/office/drawing/2016/5/9/chartex" xmlns:cx4="http://schemas.microsoft.com/office/drawing/2016/5/10/chartex" xmlns:cx5="http://schemas.microsoft.com/office/drawing/2016/5/11/chartex" xmlns:cx6="http://schemas.microsoft.com/office/drawing/2016/5/12/chartex" xmlns:cx7="http://schemas.microsoft.com/office/drawing/2016/5/13/chartex" xmlns:cx8="http://schemas.microsoft.com/office/drawing/2016/5/14/chartex" xmlns:mc="http://schemas.openxmlformats.org/markup-compatibility/2006" xmlns:aink="http://schemas.microsoft.com/office/drawing/2016/ink" xmlns:am3d="http://schemas.microsoft.com/office/drawing/2017/model3d" xmlns:o="urn:schemas-microsoft-com:office:office" xmlns:oel="http://schemas.microsoft.com/office/2019/extlst" xmlns:r="http://schemas.openxmlformats.org/officeDocument/2006/relationships" xmlns:m="http://schemas.openxmlformats.org/officeDocument/2006/math" xmlns:v="urn:schemas-microsoft-com:vml" xmlns:wp14="http://schemas.microsoft.com/office/word/2010/wordprocessingDrawing" xmlns:wp="http://schemas.openxmlformats.org/drawingml/2006/wordprocessingDrawing" xmlns:w10="urn:schemas-microsoft-com:office:word" xmlns:w="http://schemas.openxmlformats.org/wordprocessingml/2006/main" xmlns:w14="http://schemas.microsoft.com/office/word/2010/wordml" xmlns:w15="http://schemas.microsoft.com/office/word/2012/wordml" xmlns:w16cex="http://schemas.microsoft.com/office/word/2018/wordml/cex" xmlns:w16cid="http://schemas.microsoft.com/office/word/2016/wordml/cid" xmlns:w16="http://schemas.microsoft.com/office/word/2018/wordml" xmlns:w16du="http://schemas.microsoft.com/office/word/2023/wordml/word16du" xmlns:w16sdtdh="http://schemas.microsoft.com/office/word/2020/wordml/sdtdatahash" xmlns:w16sdtfl="http://schemas.microsoft.com/office/word/2024/wordml/sdtformatlock" xmlns:w16se="http://schemas.microsoft.com/office/word/2015/wordml/symex" xmlns:wpg="http://schemas.microsoft.com/office/word/2010/wordprocessingGroup" xmlns:wpi="http://schemas.microsoft.com/office/word/2010/wordprocessingInk" xmlns:wne="http://schemas.microsoft.com/office/word/2006/wordml" xmlns:wps="http://schemas.microsoft.com/office/word/2010/wordprocessingShape" mc:Ignorable="w14 w15 w16se w16cid w16 w16cex w16sdtdh w16sdtfl w16du wp14">
   <w:p>
     <w:pPr>
+      <w:pStyle w:val="Footer"/>
+      <w:framePr w:wrap="around" w:vAnchor="text" w:hAnchor="margin" w:xAlign="center" w:y="1"/>
+      <w:rPr>
+        <w:rStyle w:val="PageNumber"/>
+      </w:rPr>
+    </w:pPr>
+    <w:r>
+      <w:rPr>
+        <w:rStyle w:val="PageNumber"/>
+      </w:rPr>
+      <w:fldChar w:fldCharType="begin"/>
+    </w:r>
+    <w:r>
+      <w:rPr>
+        <w:rStyle w:val="PageNumber"/>
+      </w:rPr>
+      <w:instrText xml:space="preserve"> PAGE </w:instrText>
+    </w:r>
+    <w:r>
+      <w:rPr>
+        <w:rStyle w:val="PageNumber"/>
+      </w:rPr>
+      <w:fldChar w:fldCharType="separate"/>
+    </w:r>
+    <w:r>
+      <w:rPr>
+        <w:rStyle w:val="PageNumber"/>
+      </w:rPr>
+      <w:fldChar w:fldCharType="end"/>
+    </w:r>
+  </w:p>
+  <w:p/>
+</w:ftr>
+</file>
+
+<file path=word/footer5.xml><?xml version="1.0" encoding="utf-8"?>
+<w:ftr xmlns:wpc="http://schemas.microsoft.com/office/word/2010/wordprocessingCanvas" xmlns:cx="http://schemas.microsoft.com/office/drawing/2014/chartex" xmlns:cx1="http://schemas.microsoft.com/office/drawing/2015/9/8/chartex" xmlns:cx2="http://schemas.microsoft.com/office/drawing/2015/10/21/chartex" xmlns:cx3="http://schemas.microsoft.com/office/drawing/2016/5/9/chartex" xmlns:cx4="http://schemas.microsoft.com/office/drawing/2016/5/10/chartex" xmlns:cx5="http://schemas.microsoft.com/office/drawing/2016/5/11/chartex" xmlns:cx6="http://schemas.microsoft.com/office/drawing/2016/5/12/chartex" xmlns:cx7="http://schemas.microsoft.com/office/drawing/2016/5/13/chartex" xmlns:cx8="http://schemas.microsoft.com/office/drawing/2016/5/14/chartex" xmlns:mc="http://schemas.openxmlformats.org/markup-compatibility/2006" xmlns:aink="http://schemas.microsoft.com/office/drawing/2016/ink" xmlns:am3d="http://schemas.microsoft.com/office/drawing/2017/model3d" xmlns:o="urn:schemas-microsoft-com:office:office" xmlns:oel="http://schemas.microsoft.com/office/2019/extlst" xmlns:r="http://schemas.openxmlformats.org/officeDocument/2006/relationships" xmlns:m="http://schemas.openxmlformats.org/officeDocument/2006/math" xmlns:v="urn:schemas-microsoft-com:vml" xmlns:wp14="http://schemas.microsoft.com/office/word/2010/wordprocessingDrawing" xmlns:wp="http://schemas.openxmlformats.org/drawingml/2006/wordprocessingDrawing" xmlns:w10="urn:schemas-microsoft-com:office:word" xmlns:w="http://schemas.openxmlformats.org/wordprocessingml/2006/main" xmlns:w14="http://schemas.microsoft.com/office/word/2010/wordml" xmlns:w15="http://schemas.microsoft.com/office/word/2012/wordml" xmlns:w16cex="http://schemas.microsoft.com/office/word/2018/wordml/cex" xmlns:w16cid="http://schemas.microsoft.com/office/word/2016/wordml/cid" xmlns:w16="http://schemas.microsoft.com/office/word/2018/wordml" xmlns:w16du="http://schemas.microsoft.com/office/word/2023/wordml/word16du" xmlns:w16sdtdh="http://schemas.microsoft.com/office/word/2020/wordml/sdtdatahash" xmlns:w16sdtfl="http://schemas.microsoft.com/office/word/2024/wordml/sdtformatlock" xmlns:w16se="http://schemas.microsoft.com/office/word/2015/wordml/symex" xmlns:wpg="http://schemas.microsoft.com/office/word/2010/wordprocessingGroup" xmlns:wpi="http://schemas.microsoft.com/office/word/2010/wordprocessingInk" xmlns:wne="http://schemas.microsoft.com/office/word/2006/wordml" xmlns:wps="http://schemas.microsoft.com/office/word/2010/wordprocessingShape" mc:Ignorable="w14 w15 w16se w16cid w16 w16cex w16sdtdh w16sdtfl w16du wp14">
+  <w:p>
+    <w:pPr>
+      <w:pStyle w:val="Footer"/>
+      <w:framePr w:wrap="around" w:vAnchor="text" w:hAnchor="margin" w:xAlign="center" w:y="1"/>
+      <w:rPr>
+        <w:rStyle w:val="PageNumber"/>
+      </w:rPr>
+    </w:pPr>
+    <w:r>
+      <w:rPr>
+        <w:rStyle w:val="PageNumber"/>
+      </w:rPr>
+      <w:fldChar w:fldCharType="begin"/>
+    </w:r>
+    <w:r>
+      <w:rPr>
+        <w:rStyle w:val="PageNumber"/>
+      </w:rPr>
+      <w:instrText xml:space="preserve"> PAGE </w:instrText>
+    </w:r>
+    <w:r>
+      <w:rPr>
+        <w:rStyle w:val="PageNumber"/>
+      </w:rPr>
+      <w:fldChar w:fldCharType="separate"/>
+    </w:r>
+    <w:r>
+      <w:rPr>
+        <w:rStyle w:val="PageNumber"/>
+        <w:noProof/>
+      </w:rPr>
+      <w:t>30</w:t>
+    </w:r>
+    <w:r>
+      <w:rPr>
+        <w:rStyle w:val="PageNumber"/>
+      </w:rPr>
+      <w:fldChar w:fldCharType="end"/>
+    </w:r>
+  </w:p>
+  <w:p>
+    <w:pPr>
       <w:spacing w:before="5"/>
       <w:rPr>
         <w:sz w:val="20"/>
@@ -41974,7 +41917,7 @@
       <mc:AlternateContent>
         <mc:Choice Requires="wps">
           <w:drawing>
-            <wp:anchor distT="0" distB="5080" distL="0" distR="10160" simplePos="0" relativeHeight="251676672" behindDoc="1" locked="0" layoutInCell="0" allowOverlap="1" wp14:anchorId="3699F647" wp14:editId="4B89CF6B">
+            <wp:anchor distT="0" distB="5080" distL="0" distR="10160" simplePos="0" relativeHeight="251676672" behindDoc="1" locked="0" layoutInCell="0" allowOverlap="1" wp14:anchorId="2FB03234" wp14:editId="1582C717">
               <wp:simplePos x="0" y="0"/>
               <wp:positionH relativeFrom="page">
                 <wp:posOffset>3601085</wp:posOffset>
@@ -42086,7 +42029,7 @@
         </mc:Choice>
         <mc:Fallback>
           <w:pict>
-            <v:rect w14:anchorId="3699F647" id="docshape 20" o:spid="_x0000_s1038" style="position:absolute;margin-left:283.55pt;margin-top:797.1pt;width:29.2pt;height:19.6pt;z-index:-251639808;visibility:visible;mso-wrap-style:square;mso-wrap-distance-left:0;mso-wrap-distance-top:0;mso-wrap-distance-right:.8pt;mso-wrap-distance-bottom:.4pt;mso-position-horizontal:absolute;mso-position-horizontal-relative:page;mso-position-vertical:absolute;mso-position-vertical-relative:page;v-text-anchor:top" o:gfxdata="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" o:allowincell="f" filled="f" stroked="f" strokeweight="0">
+            <v:rect w14:anchorId="2FB03234" id="docshape 20" o:spid="_x0000_s1038" style="position:absolute;margin-left:283.55pt;margin-top:797.1pt;width:29.2pt;height:19.6pt;z-index:-251639808;visibility:visible;mso-wrap-style:square;mso-wrap-distance-left:0;mso-wrap-distance-top:0;mso-wrap-distance-right:.8pt;mso-wrap-distance-bottom:.4pt;mso-position-horizontal:absolute;mso-position-horizontal-relative:page;mso-position-vertical:absolute;mso-position-vertical-relative:page;v-text-anchor:top" o:gfxdata="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" o:allowincell="f" filled="f" stroked="f" strokeweight="0">
               <v:textbox inset="0,0,0,0">
                 <w:txbxContent>
                   <w:p>
@@ -42156,7 +42099,7 @@
 </w:ftr>
 </file>
 
-<file path=word/footer5.xml><?xml version="1.0" encoding="utf-8"?>
+<file path=word/footer6.xml><?xml version="1.0" encoding="utf-8"?>
 <w:ftr xmlns:wpc="http://schemas.microsoft.com/office/word/2010/wordprocessingCanvas" xmlns:cx="http://schemas.microsoft.com/office/drawing/2014/chartex" xmlns:cx1="http://schemas.microsoft.com/office/drawing/2015/9/8/chartex" xmlns:cx2="http://schemas.microsoft.com/office/drawing/2015/10/21/chartex" xmlns:cx3="http://schemas.microsoft.com/office/drawing/2016/5/9/chartex" xmlns:cx4="http://schemas.microsoft.com/office/drawing/2016/5/10/chartex" xmlns:cx5="http://schemas.microsoft.com/office/drawing/2016/5/11/chartex" xmlns:cx6="http://schemas.microsoft.com/office/drawing/2016/5/12/chartex" xmlns:cx7="http://schemas.microsoft.com/office/drawing/2016/5/13/chartex" xmlns:cx8="http://schemas.microsoft.com/office/drawing/2016/5/14/chartex" xmlns:mc="http://schemas.openxmlformats.org/markup-compatibility/2006" xmlns:aink="http://schemas.microsoft.com/office/drawing/2016/ink" xmlns:am3d="http://schemas.microsoft.com/office/drawing/2017/model3d" xmlns:o="urn:schemas-microsoft-com:office:office" xmlns:oel="http://schemas.microsoft.com/office/2019/extlst" xmlns:r="http://schemas.openxmlformats.org/officeDocument/2006/relationships" xmlns:m="http://schemas.openxmlformats.org/officeDocument/2006/math" xmlns:v="urn:schemas-microsoft-com:vml" xmlns:wp14="http://schemas.microsoft.com/office/word/2010/wordprocessingDrawing" xmlns:wp="http://schemas.openxmlformats.org/drawingml/2006/wordprocessingDrawing" xmlns:w10="urn:schemas-microsoft-com:office:word" xmlns:w="http://schemas.openxmlformats.org/wordprocessingml/2006/main" xmlns:w14="http://schemas.microsoft.com/office/word/2010/wordml" xmlns:w15="http://schemas.microsoft.com/office/word/2012/wordml" xmlns:w16cex="http://schemas.microsoft.com/office/word/2018/wordml/cex" xmlns:w16cid="http://schemas.microsoft.com/office/word/2016/wordml/cid" xmlns:w16="http://schemas.microsoft.com/office/word/2018/wordml" xmlns:w16du="http://schemas.microsoft.com/office/word/2023/wordml/word16du" xmlns:w16sdtdh="http://schemas.microsoft.com/office/word/2020/wordml/sdtdatahash" xmlns:w16sdtfl="http://schemas.microsoft.com/office/word/2024/wordml/sdtformatlock" xmlns:w16se="http://schemas.microsoft.com/office/word/2015/wordml/symex" xmlns:wpg="http://schemas.microsoft.com/office/word/2010/wordprocessingGroup" xmlns:wpi="http://schemas.microsoft.com/office/word/2010/wordprocessingInk" xmlns:wne="http://schemas.microsoft.com/office/word/2006/wordml" xmlns:wps="http://schemas.microsoft.com/office/word/2010/wordprocessingShape" mc:Ignorable="w14 w15 w16se w16cid w16 w16cex w16sdtdh w16sdtfl w16du wp14">
   <w:p>
     <w:pPr>
@@ -42173,7 +42116,7 @@
       <mc:AlternateContent>
         <mc:Choice Requires="wps">
           <w:drawing>
-            <wp:anchor distT="0" distB="5080" distL="0" distR="10160" simplePos="0" relativeHeight="251677696" behindDoc="1" locked="0" layoutInCell="0" allowOverlap="1" wp14:anchorId="00E71C9C" wp14:editId="3D412CE4">
+            <wp:anchor distT="0" distB="5080" distL="0" distR="10160" simplePos="0" relativeHeight="251677696" behindDoc="1" locked="0" layoutInCell="0" allowOverlap="1" wp14:anchorId="551C7ACC" wp14:editId="409FBBDA">
               <wp:simplePos x="0" y="0"/>
               <wp:positionH relativeFrom="page">
                 <wp:posOffset>3601085</wp:posOffset>
@@ -42285,7 +42228,7 @@
         </mc:Choice>
         <mc:Fallback>
           <w:pict>
-            <v:rect w14:anchorId="00E71C9C" id="_x0000_s1039" style="position:absolute;margin-left:283.55pt;margin-top:797.1pt;width:29.2pt;height:19.6pt;z-index:-251638784;visibility:visible;mso-wrap-style:square;mso-wrap-distance-left:0;mso-wrap-distance-top:0;mso-wrap-distance-right:.8pt;mso-wrap-distance-bottom:.4pt;mso-position-horizontal:absolute;mso-position-horizontal-relative:page;mso-position-vertical:absolute;mso-position-vertical-relative:page;v-text-anchor:top" o:gfxdata="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" o:allowincell="f" filled="f" stroked="f" strokeweight="0">
+            <v:rect w14:anchorId="551C7ACC" id="_x0000_s1039" style="position:absolute;margin-left:283.55pt;margin-top:797.1pt;width:29.2pt;height:19.6pt;z-index:-251638784;visibility:visible;mso-wrap-style:square;mso-wrap-distance-left:0;mso-wrap-distance-top:0;mso-wrap-distance-right:.8pt;mso-wrap-distance-bottom:.4pt;mso-position-horizontal:absolute;mso-position-horizontal-relative:page;mso-position-vertical:absolute;mso-position-vertical-relative:page;v-text-anchor:top" o:gfxdata="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" o:allowincell="f" filled="f" stroked="f" strokeweight="0">
               <v:textbox inset="0,0,0,0">
                 <w:txbxContent>
                   <w:p>
@@ -42378,6 +42321,16 @@
 <w:hdr xmlns:wpc="http://schemas.microsoft.com/office/word/2010/wordprocessingCanvas" xmlns:cx="http://schemas.microsoft.com/office/drawing/2014/chartex" xmlns:cx1="http://schemas.microsoft.com/office/drawing/2015/9/8/chartex" xmlns:cx2="http://schemas.microsoft.com/office/drawing/2015/10/21/chartex" xmlns:cx3="http://schemas.microsoft.com/office/drawing/2016/5/9/chartex" xmlns:cx4="http://schemas.microsoft.com/office/drawing/2016/5/10/chartex" xmlns:cx5="http://schemas.microsoft.com/office/drawing/2016/5/11/chartex" xmlns:cx6="http://schemas.microsoft.com/office/drawing/2016/5/12/chartex" xmlns:cx7="http://schemas.microsoft.com/office/drawing/2016/5/13/chartex" xmlns:cx8="http://schemas.microsoft.com/office/drawing/2016/5/14/chartex" xmlns:mc="http://schemas.openxmlformats.org/markup-compatibility/2006" xmlns:aink="http://schemas.microsoft.com/office/drawing/2016/ink" xmlns:am3d="http://schemas.microsoft.com/office/drawing/2017/model3d" xmlns:o="urn:schemas-microsoft-com:office:office" xmlns:oel="http://schemas.microsoft.com/office/2019/extlst" xmlns:r="http://schemas.openxmlformats.org/officeDocument/2006/relationships" xmlns:m="http://schemas.openxmlformats.org/officeDocument/2006/math" xmlns:v="urn:schemas-microsoft-com:vml" xmlns:wp14="http://schemas.microsoft.com/office/word/2010/wordprocessingDrawing" xmlns:wp="http://schemas.openxmlformats.org/drawingml/2006/wordprocessingDrawing" xmlns:w10="urn:schemas-microsoft-com:office:word" xmlns:w="http://schemas.openxmlformats.org/wordprocessingml/2006/main" xmlns:w14="http://schemas.microsoft.com/office/word/2010/wordml" xmlns:w15="http://schemas.microsoft.com/office/word/2012/wordml" xmlns:w16cex="http://schemas.microsoft.com/office/word/2018/wordml/cex" xmlns:w16cid="http://schemas.microsoft.com/office/word/2016/wordml/cid" xmlns:w16="http://schemas.microsoft.com/office/word/2018/wordml" xmlns:w16du="http://schemas.microsoft.com/office/word/2023/wordml/word16du" xmlns:w16sdtdh="http://schemas.microsoft.com/office/word/2020/wordml/sdtdatahash" xmlns:w16sdtfl="http://schemas.microsoft.com/office/word/2024/wordml/sdtformatlock" xmlns:w16se="http://schemas.microsoft.com/office/word/2015/wordml/symex" xmlns:wpg="http://schemas.microsoft.com/office/word/2010/wordprocessingGroup" xmlns:wpi="http://schemas.microsoft.com/office/word/2010/wordprocessingInk" xmlns:wne="http://schemas.microsoft.com/office/word/2006/wordml" xmlns:wps="http://schemas.microsoft.com/office/word/2010/wordprocessingShape" mc:Ignorable="w14 w15 w16se w16cid w16 w16cex w16sdtdh w16sdtfl w16du wp14">
   <w:p>
     <w:pPr>
+      <w:pStyle w:val="Header"/>
+    </w:pPr>
+  </w:p>
+</w:hdr>
+</file>
+
+<file path=word/header2.xml><?xml version="1.0" encoding="utf-8"?>
+<w:hdr xmlns:wpc="http://schemas.microsoft.com/office/word/2010/wordprocessingCanvas" xmlns:cx="http://schemas.microsoft.com/office/drawing/2014/chartex" xmlns:cx1="http://schemas.microsoft.com/office/drawing/2015/9/8/chartex" xmlns:cx2="http://schemas.microsoft.com/office/drawing/2015/10/21/chartex" xmlns:cx3="http://schemas.microsoft.com/office/drawing/2016/5/9/chartex" xmlns:cx4="http://schemas.microsoft.com/office/drawing/2016/5/10/chartex" xmlns:cx5="http://schemas.microsoft.com/office/drawing/2016/5/11/chartex" xmlns:cx6="http://schemas.microsoft.com/office/drawing/2016/5/12/chartex" xmlns:cx7="http://schemas.microsoft.com/office/drawing/2016/5/13/chartex" xmlns:cx8="http://schemas.microsoft.com/office/drawing/2016/5/14/chartex" xmlns:mc="http://schemas.openxmlformats.org/markup-compatibility/2006" xmlns:aink="http://schemas.microsoft.com/office/drawing/2016/ink" xmlns:am3d="http://schemas.microsoft.com/office/drawing/2017/model3d" xmlns:o="urn:schemas-microsoft-com:office:office" xmlns:oel="http://schemas.microsoft.com/office/2019/extlst" xmlns:r="http://schemas.openxmlformats.org/officeDocument/2006/relationships" xmlns:m="http://schemas.openxmlformats.org/officeDocument/2006/math" xmlns:v="urn:schemas-microsoft-com:vml" xmlns:wp14="http://schemas.microsoft.com/office/word/2010/wordprocessingDrawing" xmlns:wp="http://schemas.openxmlformats.org/drawingml/2006/wordprocessingDrawing" xmlns:w10="urn:schemas-microsoft-com:office:word" xmlns:w="http://schemas.openxmlformats.org/wordprocessingml/2006/main" xmlns:w14="http://schemas.microsoft.com/office/word/2010/wordml" xmlns:w15="http://schemas.microsoft.com/office/word/2012/wordml" xmlns:w16cex="http://schemas.microsoft.com/office/word/2018/wordml/cex" xmlns:w16cid="http://schemas.microsoft.com/office/word/2016/wordml/cid" xmlns:w16="http://schemas.microsoft.com/office/word/2018/wordml" xmlns:w16du="http://schemas.microsoft.com/office/word/2023/wordml/word16du" xmlns:w16sdtdh="http://schemas.microsoft.com/office/word/2020/wordml/sdtdatahash" xmlns:w16sdtfl="http://schemas.microsoft.com/office/word/2024/wordml/sdtformatlock" xmlns:w16se="http://schemas.microsoft.com/office/word/2015/wordml/symex" xmlns:wpg="http://schemas.microsoft.com/office/word/2010/wordprocessingGroup" xmlns:wpi="http://schemas.microsoft.com/office/word/2010/wordprocessingInk" xmlns:wne="http://schemas.microsoft.com/office/word/2006/wordml" xmlns:wps="http://schemas.microsoft.com/office/word/2010/wordprocessingShape" mc:Ignorable="w14 w15 w16se w16cid w16 w16cex w16sdtdh w16sdtfl w16du wp14">
+  <w:p>
+    <w:pPr>
       <w:jc w:val="center"/>
       <w:rPr>
         <w:sz w:val="28"/>
@@ -42392,7 +42345,7 @@
       <mc:AlternateContent>
         <mc:Choice Requires="wps">
           <w:drawing>
-            <wp:anchor distT="0" distB="0" distL="0" distR="0" simplePos="0" relativeHeight="251679744" behindDoc="0" locked="0" layoutInCell="0" allowOverlap="1" wp14:anchorId="3CD359FD" wp14:editId="133014C8">
+            <wp:anchor distT="0" distB="0" distL="0" distR="0" simplePos="0" relativeHeight="251679744" behindDoc="0" locked="0" layoutInCell="0" allowOverlap="1" wp14:anchorId="7441D396" wp14:editId="1C5F1183">
               <wp:simplePos x="0" y="0"/>
               <wp:positionH relativeFrom="page">
                 <wp:posOffset>2043113</wp:posOffset>
@@ -42475,7 +42428,7 @@
         </mc:Choice>
         <mc:Fallback>
           <w:pict>
-            <v:rect w14:anchorId="3CD359FD" id="docshape111" o:spid="_x0000_s1037" style="position:absolute;left:0;text-align:left;margin-left:160.9pt;margin-top:416pt;width:849.3pt;height:17.3pt;rotation:-90;z-index:251679744;visibility:visible;mso-wrap-style:square;mso-width-percent:1000;mso-height-percent:0;mso-wrap-distance-left:0;mso-wrap-distance-top:0;mso-wrap-distance-right:0;mso-wrap-distance-bottom:0;mso-position-horizontal:absolute;mso-position-horizontal-relative:page;mso-position-vertical:absolute;mso-position-vertical-relative:page;mso-width-percent:1000;mso-height-percent:0;mso-width-relative:page;mso-height-relative:margin;v-text-anchor:middle" o:gfxdata="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" o:allowincell="f" fillcolor="#40ad49" stroked="f" strokeweight="0">
+            <v:rect w14:anchorId="7441D396" id="docshape111" o:spid="_x0000_s1037" style="position:absolute;left:0;text-align:left;margin-left:160.9pt;margin-top:416pt;width:849.3pt;height:17.3pt;rotation:-90;z-index:251679744;visibility:visible;mso-wrap-style:square;mso-width-percent:1000;mso-height-percent:0;mso-wrap-distance-left:0;mso-wrap-distance-top:0;mso-wrap-distance-right:0;mso-wrap-distance-bottom:0;mso-position-horizontal:absolute;mso-position-horizontal-relative:page;mso-position-vertical:absolute;mso-position-vertical-relative:page;mso-width-percent:1000;mso-height-percent:0;mso-width-relative:page;mso-height-relative:margin;v-text-anchor:middle" o:gfxdata="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" o:allowincell="f" fillcolor="#40ad49" stroked="f" strokeweight="0">
               <v:textbox style="mso-fit-shape-to-text:t" inset="0,0,0,0">
                 <w:txbxContent>
                   <w:p>
@@ -42543,10 +42496,36 @@
       <w:fldChar w:fldCharType="end"/>
     </w:r>
   </w:p>
+  <w:p>
+    <w:pPr>
+      <w:jc w:val="center"/>
+      <w:rPr>
+        <w:sz w:val="20"/>
+        <w:szCs w:val="20"/>
+      </w:rPr>
+    </w:pPr>
+    <w:r>
+      <w:rPr>
+        <w:sz w:val="20"/>
+        <w:szCs w:val="20"/>
+      </w:rPr>
+      <w:t>Second Edition</w:t>
+    </w:r>
+  </w:p>
 </w:hdr>
 </file>
 
-<file path=word/header2.xml><?xml version="1.0" encoding="utf-8"?>
+<file path=word/header3.xml><?xml version="1.0" encoding="utf-8"?>
+<w:hdr xmlns:wpc="http://schemas.microsoft.com/office/word/2010/wordprocessingCanvas" xmlns:cx="http://schemas.microsoft.com/office/drawing/2014/chartex" xmlns:cx1="http://schemas.microsoft.com/office/drawing/2015/9/8/chartex" xmlns:cx2="http://schemas.microsoft.com/office/drawing/2015/10/21/chartex" xmlns:cx3="http://schemas.microsoft.com/office/drawing/2016/5/9/chartex" xmlns:cx4="http://schemas.microsoft.com/office/drawing/2016/5/10/chartex" xmlns:cx5="http://schemas.microsoft.com/office/drawing/2016/5/11/chartex" xmlns:cx6="http://schemas.microsoft.com/office/drawing/2016/5/12/chartex" xmlns:cx7="http://schemas.microsoft.com/office/drawing/2016/5/13/chartex" xmlns:cx8="http://schemas.microsoft.com/office/drawing/2016/5/14/chartex" xmlns:mc="http://schemas.openxmlformats.org/markup-compatibility/2006" xmlns:aink="http://schemas.microsoft.com/office/drawing/2016/ink" xmlns:am3d="http://schemas.microsoft.com/office/drawing/2017/model3d" xmlns:o="urn:schemas-microsoft-com:office:office" xmlns:oel="http://schemas.microsoft.com/office/2019/extlst" xmlns:r="http://schemas.openxmlformats.org/officeDocument/2006/relationships" xmlns:m="http://schemas.openxmlformats.org/officeDocument/2006/math" xmlns:v="urn:schemas-microsoft-com:vml" xmlns:wp14="http://schemas.microsoft.com/office/word/2010/wordprocessingDrawing" xmlns:wp="http://schemas.openxmlformats.org/drawingml/2006/wordprocessingDrawing" xmlns:w10="urn:schemas-microsoft-com:office:word" xmlns:w="http://schemas.openxmlformats.org/wordprocessingml/2006/main" xmlns:w14="http://schemas.microsoft.com/office/word/2010/wordml" xmlns:w15="http://schemas.microsoft.com/office/word/2012/wordml" xmlns:w16cex="http://schemas.microsoft.com/office/word/2018/wordml/cex" xmlns:w16cid="http://schemas.microsoft.com/office/word/2016/wordml/cid" xmlns:w16="http://schemas.microsoft.com/office/word/2018/wordml" xmlns:w16du="http://schemas.microsoft.com/office/word/2023/wordml/word16du" xmlns:w16sdtdh="http://schemas.microsoft.com/office/word/2020/wordml/sdtdatahash" xmlns:w16sdtfl="http://schemas.microsoft.com/office/word/2024/wordml/sdtformatlock" xmlns:w16se="http://schemas.microsoft.com/office/word/2015/wordml/symex" xmlns:wpg="http://schemas.microsoft.com/office/word/2010/wordprocessingGroup" xmlns:wpi="http://schemas.microsoft.com/office/word/2010/wordprocessingInk" xmlns:wne="http://schemas.microsoft.com/office/word/2006/wordml" xmlns:wps="http://schemas.microsoft.com/office/word/2010/wordprocessingShape" mc:Ignorable="w14 w15 w16se w16cid w16 w16cex w16sdtdh w16sdtfl w16du wp14">
+  <w:p>
+    <w:pPr>
+      <w:pStyle w:val="Header"/>
+    </w:pPr>
+  </w:p>
+</w:hdr>
+</file>
+
+<file path=word/header4.xml><?xml version="1.0" encoding="utf-8"?>
 <w:hdr xmlns:wpc="http://schemas.microsoft.com/office/word/2010/wordprocessingCanvas" xmlns:cx="http://schemas.microsoft.com/office/drawing/2014/chartex" xmlns:cx1="http://schemas.microsoft.com/office/drawing/2015/9/8/chartex" xmlns:cx2="http://schemas.microsoft.com/office/drawing/2015/10/21/chartex" xmlns:cx3="http://schemas.microsoft.com/office/drawing/2016/5/9/chartex" xmlns:cx4="http://schemas.microsoft.com/office/drawing/2016/5/10/chartex" xmlns:cx5="http://schemas.microsoft.com/office/drawing/2016/5/11/chartex" xmlns:cx6="http://schemas.microsoft.com/office/drawing/2016/5/12/chartex" xmlns:cx7="http://schemas.microsoft.com/office/drawing/2016/5/13/chartex" xmlns:cx8="http://schemas.microsoft.com/office/drawing/2016/5/14/chartex" xmlns:mc="http://schemas.openxmlformats.org/markup-compatibility/2006" xmlns:aink="http://schemas.microsoft.com/office/drawing/2016/ink" xmlns:am3d="http://schemas.microsoft.com/office/drawing/2017/model3d" xmlns:o="urn:schemas-microsoft-com:office:office" xmlns:oel="http://schemas.microsoft.com/office/2019/extlst" xmlns:r="http://schemas.openxmlformats.org/officeDocument/2006/relationships" xmlns:m="http://schemas.openxmlformats.org/officeDocument/2006/math" xmlns:v="urn:schemas-microsoft-com:vml" xmlns:wp14="http://schemas.microsoft.com/office/word/2010/wordprocessingDrawing" xmlns:wp="http://schemas.openxmlformats.org/drawingml/2006/wordprocessingDrawing" xmlns:w10="urn:schemas-microsoft-com:office:word" xmlns:w="http://schemas.openxmlformats.org/wordprocessingml/2006/main" xmlns:w14="http://schemas.microsoft.com/office/word/2010/wordml" xmlns:w15="http://schemas.microsoft.com/office/word/2012/wordml" xmlns:w16cex="http://schemas.microsoft.com/office/word/2018/wordml/cex" xmlns:w16cid="http://schemas.microsoft.com/office/word/2016/wordml/cid" xmlns:w16="http://schemas.microsoft.com/office/word/2018/wordml" xmlns:w16du="http://schemas.microsoft.com/office/word/2023/wordml/word16du" xmlns:w16sdtdh="http://schemas.microsoft.com/office/word/2020/wordml/sdtdatahash" xmlns:w16sdtfl="http://schemas.microsoft.com/office/word/2024/wordml/sdtformatlock" xmlns:w16se="http://schemas.microsoft.com/office/word/2015/wordml/symex" xmlns:wpg="http://schemas.microsoft.com/office/word/2010/wordprocessingGroup" xmlns:wpi="http://schemas.microsoft.com/office/word/2010/wordprocessingInk" xmlns:wne="http://schemas.microsoft.com/office/word/2006/wordml" xmlns:wps="http://schemas.microsoft.com/office/word/2010/wordprocessingShape" mc:Ignorable="w14 w15 w16se w16cid w16 w16cex w16sdtdh w16sdtfl w16du wp14">
   <w:p>
     <w:pPr>
@@ -42557,7 +42536,7 @@
 </w:hdr>
 </file>
 
-<file path=word/header3.xml><?xml version="1.0" encoding="utf-8"?>
+<file path=word/header5.xml><?xml version="1.0" encoding="utf-8"?>
 <w:hdr xmlns:wpc="http://schemas.microsoft.com/office/word/2010/wordprocessingCanvas" xmlns:cx="http://schemas.microsoft.com/office/drawing/2014/chartex" xmlns:cx1="http://schemas.microsoft.com/office/drawing/2015/9/8/chartex" xmlns:cx2="http://schemas.microsoft.com/office/drawing/2015/10/21/chartex" xmlns:cx3="http://schemas.microsoft.com/office/drawing/2016/5/9/chartex" xmlns:cx4="http://schemas.microsoft.com/office/drawing/2016/5/10/chartex" xmlns:cx5="http://schemas.microsoft.com/office/drawing/2016/5/11/chartex" xmlns:cx6="http://schemas.microsoft.com/office/drawing/2016/5/12/chartex" xmlns:cx7="http://schemas.microsoft.com/office/drawing/2016/5/13/chartex" xmlns:cx8="http://schemas.microsoft.com/office/drawing/2016/5/14/chartex" xmlns:mc="http://schemas.openxmlformats.org/markup-compatibility/2006" xmlns:aink="http://schemas.microsoft.com/office/drawing/2016/ink" xmlns:am3d="http://schemas.microsoft.com/office/drawing/2017/model3d" xmlns:o="urn:schemas-microsoft-com:office:office" xmlns:oel="http://schemas.microsoft.com/office/2019/extlst" xmlns:r="http://schemas.openxmlformats.org/officeDocument/2006/relationships" xmlns:m="http://schemas.openxmlformats.org/officeDocument/2006/math" xmlns:v="urn:schemas-microsoft-com:vml" xmlns:wp14="http://schemas.microsoft.com/office/word/2010/wordprocessingDrawing" xmlns:wp="http://schemas.openxmlformats.org/drawingml/2006/wordprocessingDrawing" xmlns:w10="urn:schemas-microsoft-com:office:word" xmlns:w="http://schemas.openxmlformats.org/wordprocessingml/2006/main" xmlns:w14="http://schemas.microsoft.com/office/word/2010/wordml" xmlns:w15="http://schemas.microsoft.com/office/word/2012/wordml" xmlns:w16cex="http://schemas.microsoft.com/office/word/2018/wordml/cex" xmlns:w16cid="http://schemas.microsoft.com/office/word/2016/wordml/cid" xmlns:w16="http://schemas.microsoft.com/office/word/2018/wordml" xmlns:w16du="http://schemas.microsoft.com/office/word/2023/wordml/word16du" xmlns:w16sdtdh="http://schemas.microsoft.com/office/word/2020/wordml/sdtdatahash" xmlns:w16sdtfl="http://schemas.microsoft.com/office/word/2024/wordml/sdtformatlock" xmlns:w16se="http://schemas.microsoft.com/office/word/2015/wordml/symex" xmlns:wpg="http://schemas.microsoft.com/office/word/2010/wordprocessingGroup" xmlns:wpi="http://schemas.microsoft.com/office/word/2010/wordprocessingInk" xmlns:wne="http://schemas.microsoft.com/office/word/2006/wordml" xmlns:wps="http://schemas.microsoft.com/office/word/2010/wordprocessingShape" mc:Ignorable="w14 w15 w16se w16cid w16 w16cex w16sdtdh w16sdtfl w16du wp14">
   <w:p>
     <w:pPr>
@@ -42582,7 +42561,7 @@
 </w:hdr>
 </file>
 
-<file path=word/header4.xml><?xml version="1.0" encoding="utf-8"?>
+<file path=word/header6.xml><?xml version="1.0" encoding="utf-8"?>
 <w:hdr xmlns:wpc="http://schemas.microsoft.com/office/word/2010/wordprocessingCanvas" xmlns:cx="http://schemas.microsoft.com/office/drawing/2014/chartex" xmlns:cx1="http://schemas.microsoft.com/office/drawing/2015/9/8/chartex" xmlns:cx2="http://schemas.microsoft.com/office/drawing/2015/10/21/chartex" xmlns:cx3="http://schemas.microsoft.com/office/drawing/2016/5/9/chartex" xmlns:cx4="http://schemas.microsoft.com/office/drawing/2016/5/10/chartex" xmlns:cx5="http://schemas.microsoft.com/office/drawing/2016/5/11/chartex" xmlns:cx6="http://schemas.microsoft.com/office/drawing/2016/5/12/chartex" xmlns:cx7="http://schemas.microsoft.com/office/drawing/2016/5/13/chartex" xmlns:cx8="http://schemas.microsoft.com/office/drawing/2016/5/14/chartex" xmlns:mc="http://schemas.openxmlformats.org/markup-compatibility/2006" xmlns:aink="http://schemas.microsoft.com/office/drawing/2016/ink" xmlns:am3d="http://schemas.microsoft.com/office/drawing/2017/model3d" xmlns:o="urn:schemas-microsoft-com:office:office" xmlns:oel="http://schemas.microsoft.com/office/2019/extlst" xmlns:r="http://schemas.openxmlformats.org/officeDocument/2006/relationships" xmlns:m="http://schemas.openxmlformats.org/officeDocument/2006/math" xmlns:v="urn:schemas-microsoft-com:vml" xmlns:wp14="http://schemas.microsoft.com/office/word/2010/wordprocessingDrawing" xmlns:wp="http://schemas.openxmlformats.org/drawingml/2006/wordprocessingDrawing" xmlns:w10="urn:schemas-microsoft-com:office:word" xmlns:w="http://schemas.openxmlformats.org/wordprocessingml/2006/main" xmlns:w14="http://schemas.microsoft.com/office/word/2010/wordml" xmlns:w15="http://schemas.microsoft.com/office/word/2012/wordml" xmlns:w16cex="http://schemas.microsoft.com/office/word/2018/wordml/cex" xmlns:w16cid="http://schemas.microsoft.com/office/word/2016/wordml/cid" xmlns:w16="http://schemas.microsoft.com/office/word/2018/wordml" xmlns:w16du="http://schemas.microsoft.com/office/word/2023/wordml/word16du" xmlns:w16sdtdh="http://schemas.microsoft.com/office/word/2020/wordml/sdtdatahash" xmlns:w16sdtfl="http://schemas.microsoft.com/office/word/2024/wordml/sdtformatlock" xmlns:w16se="http://schemas.microsoft.com/office/word/2015/wordml/symex" xmlns:wpg="http://schemas.microsoft.com/office/word/2010/wordprocessingGroup" xmlns:wpi="http://schemas.microsoft.com/office/word/2010/wordprocessingInk" xmlns:wne="http://schemas.microsoft.com/office/word/2006/wordml" xmlns:wps="http://schemas.microsoft.com/office/word/2010/wordprocessingShape" mc:Ignorable="w14 w15 w16se w16cid w16 w16cex w16sdtdh w16sdtfl w16du wp14">
   <w:p>
     <w:pPr>
@@ -67266,7 +67245,7 @@
     <w:basedOn w:val="DefaultParagraphFont"/>
     <w:link w:val="Heading1"/>
     <w:uiPriority w:val="9"/>
-    <w:rsid w:val="0095460B"/>
+    <w:rsid w:val="0063396B"/>
     <w:rPr>
       <w:rFonts w:ascii="Segoe UI" w:eastAsia="Source Sans Pro" w:hAnsi="Segoe UI" w:cs="Source Sans Pro"/>
       <w:b/>
@@ -67282,7 +67261,7 @@
     <w:basedOn w:val="DefaultParagraphFont"/>
     <w:link w:val="Heading2"/>
     <w:uiPriority w:val="9"/>
-    <w:rsid w:val="0095460B"/>
+    <w:rsid w:val="0063396B"/>
     <w:rPr>
       <w:rFonts w:ascii="Segoe UI" w:eastAsia="Source Sans Pro" w:hAnsi="Segoe UI" w:cs="Source Sans Pro"/>
       <w:b/>
@@ -67299,7 +67278,7 @@
     <w:basedOn w:val="DefaultParagraphFont"/>
     <w:link w:val="Heading4"/>
     <w:uiPriority w:val="9"/>
-    <w:rsid w:val="0095460B"/>
+    <w:rsid w:val="0063396B"/>
     <w:rPr>
       <w:rFonts w:ascii="Segoe UI" w:eastAsia="Source Sans Pro" w:hAnsi="Segoe UI" w:cs="Source Sans Pro"/>
       <w:b/>
@@ -67314,7 +67293,7 @@
     <w:basedOn w:val="DefaultParagraphFont"/>
     <w:link w:val="Heading5"/>
     <w:uiPriority w:val="9"/>
-    <w:rsid w:val="0095460B"/>
+    <w:rsid w:val="0063396B"/>
     <w:rPr>
       <w:rFonts w:ascii="Segoe UI" w:eastAsia="Source Sans Pro" w:hAnsi="Segoe UI" w:cs="Source Sans Pro"/>
       <w:b/>
@@ -67330,7 +67309,7 @@
     <w:uiPriority w:val="99"/>
     <w:semiHidden/>
     <w:unhideWhenUsed/>
-    <w:rsid w:val="00AE134E"/>
+    <w:rsid w:val="008B73DA"/>
   </w:style>
 </w:styles>
 </file>
